--- a/data/raw/Exam_evaluation.docx
+++ b/data/raw/Exam_evaluation.docx
@@ -14,96 +14,2072 @@
           <w:b/>
           <w:bCs/>
         </w:rPr>
-        <w:t xml:space="preserve"> Exam Scheduling &amp; Evaluation Guidelines </w:t>
-      </w:r>
-    </w:p>
-    <w:p>
-      <w:r>
-        <w:t xml:space="preserve">Examinations are scheduled twice a year – during </w:t>
-      </w:r>
-      <w:r>
-        <w:rPr>
-          <w:b/>
-          <w:bCs/>
-        </w:rPr>
-        <w:t>October</w:t>
-      </w:r>
-      <w:r>
-        <w:t xml:space="preserve"> (Odd Semester) and </w:t>
-      </w:r>
-      <w:r>
-        <w:rPr>
-          <w:b/>
-          <w:bCs/>
-        </w:rPr>
-        <w:t>April</w:t>
-      </w:r>
-      <w:r>
-        <w:t xml:space="preserve"> (Even Semester). The Examination Committee, led by the Dean and Controller of Exams, prepares the schedule, ensuring no subject overlaps. Exams are conducted strictly on weekdays, between 10:00 AM and 1:00 PM, with at least one day gap between subjects for effective preparation.</w:t>
-      </w:r>
-    </w:p>
-    <w:p>
-      <w:r>
-        <w:t xml:space="preserve">Question paper submission is the responsibility of course faculty. Each paper undergoes double vetting for academic rigor and plagiarism check. Evaluation begins within 48 hours of exam completion. Each professor must evaluate and submit internal and external marks within </w:t>
-      </w:r>
-      <w:r>
-        <w:rPr>
-          <w:b/>
-          <w:bCs/>
-        </w:rPr>
-        <w:t>7 working days</w:t>
-      </w:r>
-      <w:r>
-        <w:t xml:space="preserve"> to ensure timely results. University </w:t>
+        <w:t>Exam Scheduling &amp; Evaluation Guidelines at Powerpuff Girls Arts and Science College</w:t>
+      </w:r>
+    </w:p>
+    <w:p>
+      <w:pPr>
+        <w:rPr>
+          <w:b/>
+          <w:bCs/>
+        </w:rPr>
+      </w:pPr>
+      <w:r>
+        <w:rPr>
+          <w:b/>
+          <w:bCs/>
+        </w:rPr>
+        <w:t xml:space="preserve">Powerpuff Girls Arts and Science College, Townsville, Tamil Nadu, maintains a robust examination system aligned with NAAC A+ accreditation and University of Townsville standards. Covering B.A. English Literature, B.Sc. Computer Science, </w:t>
+      </w:r>
+      <w:proofErr w:type="gramStart"/>
+      <w:r>
+        <w:rPr>
+          <w:b/>
+          <w:bCs/>
+        </w:rPr>
+        <w:t>B.Com</w:t>
+      </w:r>
+      <w:proofErr w:type="gramEnd"/>
+      <w:r>
+        <w:rPr>
+          <w:b/>
+          <w:bCs/>
+        </w:rPr>
+        <w:t xml:space="preserve"> Accounting &amp; Finance, B.Sc. Psychology, B.B.A, M.Sc. Data Science, and M.A. Journalism &amp; Mass Communication, the system ensures fairness, rigor, and career readiness through structured scheduling, evaluation, and grievance redressal.</w:t>
+      </w:r>
+    </w:p>
+    <w:p>
+      <w:pPr>
+        <w:rPr>
+          <w:b/>
+          <w:bCs/>
+        </w:rPr>
+      </w:pPr>
+      <w:r>
+        <w:rPr>
+          <w:b/>
+          <w:bCs/>
+        </w:rPr>
+        <w:pict w14:anchorId="040E4ACD">
+          <v:rect id="_x0000_i1067" style="width:0;height:1.5pt" o:hralign="center" o:hrstd="t" o:hr="t" fillcolor="#a0a0a0" stroked="f"/>
+        </w:pict>
+      </w:r>
+    </w:p>
+    <w:p>
+      <w:pPr>
+        <w:rPr>
+          <w:b/>
+          <w:bCs/>
+        </w:rPr>
+      </w:pPr>
+      <w:r>
+        <w:rPr>
+          <w:b/>
+          <w:bCs/>
+        </w:rPr>
+        <w:t>Exam Scheduling</w:t>
+      </w:r>
+    </w:p>
+    <w:p>
+      <w:pPr>
+        <w:rPr>
+          <w:b/>
+          <w:bCs/>
+        </w:rPr>
+      </w:pPr>
+      <w:r>
+        <w:rPr>
+          <w:b/>
+          <w:bCs/>
+        </w:rPr>
+        <w:t>Overview: Exams occur biannually in October (odd semesters: 1, 3, 5 for UG; 1, 3 for PG) and April (even semesters: 2, 4, 6 for UG; 2, 4 for PG), managed by the Examination Committee (Dean, Controller of Examinations [</w:t>
       </w:r>
       <w:proofErr w:type="spellStart"/>
       <w:r>
+        <w:rPr>
+          <w:b/>
+          <w:bCs/>
+        </w:rPr>
+        <w:t>CoE</w:t>
+      </w:r>
+      <w:proofErr w:type="spellEnd"/>
+      <w:r>
+        <w:rPr>
+          <w:b/>
+          <w:bCs/>
+        </w:rPr>
+        <w:t>]).</w:t>
+      </w:r>
+    </w:p>
+    <w:p>
+      <w:pPr>
+        <w:rPr>
+          <w:b/>
+          <w:bCs/>
+        </w:rPr>
+      </w:pPr>
+      <w:r>
+        <w:rPr>
+          <w:b/>
+          <w:bCs/>
+        </w:rPr>
+        <w:t>Process:</w:t>
+      </w:r>
+    </w:p>
+    <w:p>
+      <w:pPr>
+        <w:numPr>
+          <w:ilvl w:val="0"/>
+          <w:numId w:val="1"/>
+        </w:numPr>
+        <w:rPr>
+          <w:b/>
+          <w:bCs/>
+        </w:rPr>
+      </w:pPr>
+      <w:r>
+        <w:rPr>
+          <w:b/>
+          <w:bCs/>
+        </w:rPr>
+        <w:t>Timeline: Schedules finalized two months prior (August/February), shared via ERP portal and notice boards one month in advance.</w:t>
+      </w:r>
+    </w:p>
+    <w:p>
+      <w:pPr>
+        <w:numPr>
+          <w:ilvl w:val="0"/>
+          <w:numId w:val="1"/>
+        </w:numPr>
+        <w:rPr>
+          <w:b/>
+          <w:bCs/>
+        </w:rPr>
+      </w:pPr>
+      <w:r>
+        <w:rPr>
+          <w:b/>
+          <w:bCs/>
+        </w:rPr>
+        <w:t>Slots: Weekdays, 10:00 AM–1:00 PM, 3-hour papers, with CCTV and invigilators.</w:t>
+      </w:r>
+    </w:p>
+    <w:p>
+      <w:pPr>
+        <w:numPr>
+          <w:ilvl w:val="0"/>
+          <w:numId w:val="1"/>
+        </w:numPr>
+        <w:rPr>
+          <w:b/>
+          <w:bCs/>
+        </w:rPr>
+      </w:pPr>
+      <w:r>
+        <w:rPr>
+          <w:b/>
+          <w:bCs/>
+        </w:rPr>
+        <w:t>Gaps: Minimum one-day gap between exams (e.g., B.Sc. CS: Programming in C on October 10, Digital Principles on October 12).</w:t>
+      </w:r>
+    </w:p>
+    <w:p>
+      <w:pPr>
+        <w:numPr>
+          <w:ilvl w:val="0"/>
+          <w:numId w:val="1"/>
+        </w:numPr>
+        <w:rPr>
+          <w:b/>
+          <w:bCs/>
+        </w:rPr>
+      </w:pPr>
+      <w:r>
+        <w:rPr>
+          <w:b/>
+          <w:bCs/>
+        </w:rPr>
+        <w:t xml:space="preserve">No Overlaps: Software ensures no clashes, especially for electives (e.g., FinTech for </w:t>
+      </w:r>
+      <w:proofErr w:type="gramStart"/>
+      <w:r>
+        <w:rPr>
+          <w:b/>
+          <w:bCs/>
+        </w:rPr>
+        <w:t>B.Com</w:t>
+      </w:r>
+      <w:proofErr w:type="gramEnd"/>
+      <w:r>
+        <w:rPr>
+          <w:b/>
+          <w:bCs/>
+        </w:rPr>
+        <w:t>, Media and Literature for B.A.).</w:t>
+      </w:r>
+    </w:p>
+    <w:p>
+      <w:pPr>
+        <w:numPr>
+          <w:ilvl w:val="0"/>
+          <w:numId w:val="1"/>
+        </w:numPr>
+        <w:rPr>
+          <w:b/>
+          <w:bCs/>
+        </w:rPr>
+      </w:pPr>
+      <w:r>
+        <w:rPr>
+          <w:b/>
+          <w:bCs/>
+        </w:rPr>
+        <w:t>Accommodations: Extra time/scribe for students with disabilities, approved within 72 hours.</w:t>
+      </w:r>
+    </w:p>
+    <w:p>
+      <w:pPr>
+        <w:numPr>
+          <w:ilvl w:val="0"/>
+          <w:numId w:val="1"/>
+        </w:numPr>
+        <w:rPr>
+          <w:b/>
+          <w:bCs/>
+        </w:rPr>
+      </w:pPr>
+      <w:r>
+        <w:rPr>
+          <w:b/>
+          <w:bCs/>
+        </w:rPr>
+        <w:t>Program Details:</w:t>
+      </w:r>
+    </w:p>
+    <w:p>
+      <w:pPr>
+        <w:numPr>
+          <w:ilvl w:val="1"/>
+          <w:numId w:val="1"/>
+        </w:numPr>
+        <w:rPr>
+          <w:b/>
+          <w:bCs/>
+        </w:rPr>
+      </w:pPr>
+      <w:r>
+        <w:rPr>
+          <w:b/>
+          <w:bCs/>
+        </w:rPr>
+        <w:t xml:space="preserve">UG (130–135 credits, 6 semesters): 5–7 theory papers, 2–3 </w:t>
+      </w:r>
+      <w:proofErr w:type="spellStart"/>
+      <w:r>
+        <w:rPr>
+          <w:b/>
+          <w:bCs/>
+        </w:rPr>
         <w:t>practicals</w:t>
       </w:r>
       <w:proofErr w:type="spellEnd"/>
       <w:r>
-        <w:t xml:space="preserve"> and viva-voce are coordinated by the </w:t>
+        <w:rPr>
+          <w:b/>
+          <w:bCs/>
+        </w:rPr>
+        <w:t xml:space="preserve"> per semester.</w:t>
+      </w:r>
+    </w:p>
+    <w:p>
+      <w:pPr>
+        <w:numPr>
+          <w:ilvl w:val="1"/>
+          <w:numId w:val="1"/>
+        </w:numPr>
+        <w:rPr>
+          <w:b/>
+          <w:bCs/>
+        </w:rPr>
+      </w:pPr>
+      <w:r>
+        <w:rPr>
+          <w:b/>
+          <w:bCs/>
+        </w:rPr>
+        <w:t xml:space="preserve">PG (90 credits, 4 semesters): 4–5 theory papers, 1–2 </w:t>
       </w:r>
       <w:proofErr w:type="spellStart"/>
       <w:r>
-        <w:t>HoDs</w:t>
+        <w:rPr>
+          <w:b/>
+          <w:bCs/>
+        </w:rPr>
+        <w:t>practicals</w:t>
       </w:r>
       <w:proofErr w:type="spellEnd"/>
       <w:r>
-        <w:t xml:space="preserve"> and external examiners.</w:t>
-      </w:r>
-    </w:p>
-    <w:p>
-      <w:r>
-        <w:t xml:space="preserve">Marks entry is fully digital, and moderation is done in presence of the </w:t>
+        <w:rPr>
+          <w:b/>
+          <w:bCs/>
+        </w:rPr>
+        <w:t>, project focus.</w:t>
+      </w:r>
+    </w:p>
+    <w:p>
+      <w:pPr>
+        <w:rPr>
+          <w:b/>
+          <w:bCs/>
+        </w:rPr>
+      </w:pPr>
+      <w:r>
+        <w:rPr>
+          <w:b/>
+          <w:bCs/>
+        </w:rPr>
+        <w:pict w14:anchorId="335853DE">
+          <v:rect id="_x0000_i1068" style="width:0;height:1.5pt" o:hralign="center" o:hrstd="t" o:hr="t" fillcolor="#a0a0a0" stroked="f"/>
+        </w:pict>
+      </w:r>
+    </w:p>
+    <w:p>
+      <w:pPr>
+        <w:rPr>
+          <w:b/>
+          <w:bCs/>
+        </w:rPr>
+      </w:pPr>
+      <w:r>
+        <w:rPr>
+          <w:b/>
+          <w:bCs/>
+        </w:rPr>
+        <w:t>Question Paper Preparation</w:t>
+      </w:r>
+    </w:p>
+    <w:p>
+      <w:pPr>
+        <w:rPr>
+          <w:b/>
+          <w:bCs/>
+        </w:rPr>
+      </w:pPr>
+      <w:r>
+        <w:rPr>
+          <w:b/>
+          <w:bCs/>
+        </w:rPr>
+        <w:t>Overview: Faculty prepare papers ensuring syllabus coverage, vetted for rigor and originality.</w:t>
+      </w:r>
+    </w:p>
+    <w:p>
+      <w:pPr>
+        <w:rPr>
+          <w:b/>
+          <w:bCs/>
+        </w:rPr>
+      </w:pPr>
+      <w:r>
+        <w:rPr>
+          <w:b/>
+          <w:bCs/>
+        </w:rPr>
+        <w:t>Process:</w:t>
+      </w:r>
+    </w:p>
+    <w:p>
+      <w:pPr>
+        <w:numPr>
+          <w:ilvl w:val="0"/>
+          <w:numId w:val="2"/>
+        </w:numPr>
+        <w:rPr>
+          <w:b/>
+          <w:bCs/>
+        </w:rPr>
+      </w:pPr>
+      <w:r>
+        <w:rPr>
+          <w:b/>
+          <w:bCs/>
+        </w:rPr>
+        <w:t>Submission: Faculty submit papers three weeks prior (e.g., Python for Data Science tests Pandas, ML algorithms).</w:t>
+      </w:r>
+    </w:p>
+    <w:p>
+      <w:pPr>
+        <w:numPr>
+          <w:ilvl w:val="0"/>
+          <w:numId w:val="2"/>
+        </w:numPr>
+        <w:rPr>
+          <w:b/>
+          <w:bCs/>
+        </w:rPr>
+      </w:pPr>
+      <w:r>
+        <w:rPr>
+          <w:b/>
+          <w:bCs/>
+        </w:rPr>
+        <w:t>Structure (75 marks):</w:t>
+      </w:r>
+    </w:p>
+    <w:p>
+      <w:pPr>
+        <w:numPr>
+          <w:ilvl w:val="1"/>
+          <w:numId w:val="2"/>
+        </w:numPr>
+        <w:rPr>
+          <w:b/>
+          <w:bCs/>
+        </w:rPr>
+      </w:pPr>
+      <w:r>
+        <w:rPr>
+          <w:b/>
+          <w:bCs/>
+        </w:rPr>
+        <w:t>Part A: 10 short answers (2 marks each, 20 marks).</w:t>
+      </w:r>
+    </w:p>
+    <w:p>
+      <w:pPr>
+        <w:numPr>
+          <w:ilvl w:val="1"/>
+          <w:numId w:val="2"/>
+        </w:numPr>
+        <w:rPr>
+          <w:b/>
+          <w:bCs/>
+        </w:rPr>
+      </w:pPr>
+      <w:r>
+        <w:rPr>
+          <w:b/>
+          <w:bCs/>
+        </w:rPr>
+        <w:t>Part B: 5 medium answers (5 marks each, 25 marks).</w:t>
+      </w:r>
+    </w:p>
+    <w:p>
+      <w:pPr>
+        <w:numPr>
+          <w:ilvl w:val="1"/>
+          <w:numId w:val="2"/>
+        </w:numPr>
+        <w:rPr>
+          <w:b/>
+          <w:bCs/>
+        </w:rPr>
+      </w:pPr>
+      <w:r>
+        <w:rPr>
+          <w:b/>
+          <w:bCs/>
+        </w:rPr>
+        <w:t>Part C: 2 long answers (15 marks each, 30 marks).</w:t>
+      </w:r>
+    </w:p>
+    <w:p>
+      <w:pPr>
+        <w:numPr>
+          <w:ilvl w:val="0"/>
+          <w:numId w:val="2"/>
+        </w:numPr>
+        <w:rPr>
+          <w:b/>
+          <w:bCs/>
+        </w:rPr>
+      </w:pPr>
+      <w:r>
+        <w:rPr>
+          <w:b/>
+          <w:bCs/>
+        </w:rPr>
+        <w:t>Vetting:</w:t>
+      </w:r>
+    </w:p>
+    <w:p>
+      <w:pPr>
+        <w:numPr>
+          <w:ilvl w:val="1"/>
+          <w:numId w:val="2"/>
+        </w:numPr>
+        <w:rPr>
+          <w:b/>
+          <w:bCs/>
+        </w:rPr>
+      </w:pPr>
+      <w:r>
+        <w:rPr>
+          <w:b/>
+          <w:bCs/>
+        </w:rPr>
+        <w:lastRenderedPageBreak/>
+        <w:t xml:space="preserve">Internal: </w:t>
       </w:r>
       <w:proofErr w:type="spellStart"/>
       <w:r>
+        <w:rPr>
+          <w:b/>
+          <w:bCs/>
+        </w:rPr>
         <w:t>HoD</w:t>
       </w:r>
       <w:proofErr w:type="spellEnd"/>
       <w:r>
-        <w:t xml:space="preserve">. Continuous Internal Assessment (CIA) contributes </w:t>
-      </w:r>
-      <w:r>
-        <w:rPr>
-          <w:b/>
-          <w:bCs/>
-        </w:rPr>
-        <w:t>25%</w:t>
-      </w:r>
-      <w:r>
-        <w:t xml:space="preserve"> and semester exams contribute </w:t>
-      </w:r>
-      <w:r>
-        <w:rPr>
-          <w:b/>
-          <w:bCs/>
-        </w:rPr>
-        <w:t>75%</w:t>
-      </w:r>
-      <w:r>
-        <w:t xml:space="preserve"> to the final grade. Revaluation procedures are explained to students during orientation and guided by the department faculty. Academic integrity, invigilation protocol, and grievance redressal are central to maintaining a fair examination environment.</w:t>
+        <w:rPr>
+          <w:b/>
+          <w:bCs/>
+        </w:rPr>
+        <w:t xml:space="preserve"> checks syllabus alignment (e.g., B.A. English’s World Literature covers Tagore, Achebe).</w:t>
+      </w:r>
+    </w:p>
+    <w:p>
+      <w:pPr>
+        <w:numPr>
+          <w:ilvl w:val="1"/>
+          <w:numId w:val="2"/>
+        </w:numPr>
+        <w:rPr>
+          <w:b/>
+          <w:bCs/>
+        </w:rPr>
+      </w:pPr>
+      <w:r>
+        <w:rPr>
+          <w:b/>
+          <w:bCs/>
+        </w:rPr>
+        <w:t>External: University expert verifies rigor (Bloom’s Taxonomy).</w:t>
+      </w:r>
+    </w:p>
+    <w:p>
+      <w:pPr>
+        <w:numPr>
+          <w:ilvl w:val="0"/>
+          <w:numId w:val="2"/>
+        </w:numPr>
+        <w:rPr>
+          <w:b/>
+          <w:bCs/>
+        </w:rPr>
+      </w:pPr>
+      <w:r>
+        <w:rPr>
+          <w:b/>
+          <w:bCs/>
+        </w:rPr>
+        <w:t xml:space="preserve">Plagiarism Check: Turnitin ensures originality (e.g., case studies for </w:t>
+      </w:r>
+      <w:proofErr w:type="gramStart"/>
+      <w:r>
+        <w:rPr>
+          <w:b/>
+          <w:bCs/>
+        </w:rPr>
+        <w:t>B.Com</w:t>
+      </w:r>
+      <w:proofErr w:type="gramEnd"/>
+      <w:r>
+        <w:rPr>
+          <w:b/>
+          <w:bCs/>
+        </w:rPr>
+        <w:t>).</w:t>
+      </w:r>
+    </w:p>
+    <w:p>
+      <w:pPr>
+        <w:numPr>
+          <w:ilvl w:val="0"/>
+          <w:numId w:val="2"/>
+        </w:numPr>
+        <w:rPr>
+          <w:b/>
+          <w:bCs/>
+        </w:rPr>
+      </w:pPr>
+      <w:r>
+        <w:rPr>
+          <w:b/>
+          <w:bCs/>
+        </w:rPr>
+        <w:t>Confidentiality: Encrypted storage, faculty NDAs.</w:t>
+      </w:r>
+    </w:p>
+    <w:p>
+      <w:pPr>
+        <w:rPr>
+          <w:b/>
+          <w:bCs/>
+        </w:rPr>
+      </w:pPr>
+      <w:r>
+        <w:rPr>
+          <w:b/>
+          <w:bCs/>
+        </w:rPr>
+        <w:t>Program-Specific:</w:t>
+      </w:r>
+    </w:p>
+    <w:p>
+      <w:pPr>
+        <w:numPr>
+          <w:ilvl w:val="0"/>
+          <w:numId w:val="3"/>
+        </w:numPr>
+        <w:rPr>
+          <w:b/>
+          <w:bCs/>
+        </w:rPr>
+      </w:pPr>
+      <w:r>
+        <w:rPr>
+          <w:b/>
+          <w:bCs/>
+        </w:rPr>
+        <w:t>B.A. English: Essays, textual analysis (e.g., feminist readings in Feminist Writings).</w:t>
+      </w:r>
+    </w:p>
+    <w:p>
+      <w:pPr>
+        <w:numPr>
+          <w:ilvl w:val="0"/>
+          <w:numId w:val="3"/>
+        </w:numPr>
+        <w:rPr>
+          <w:b/>
+          <w:bCs/>
+        </w:rPr>
+      </w:pPr>
+      <w:r>
+        <w:rPr>
+          <w:b/>
+          <w:bCs/>
+        </w:rPr>
+        <w:t>B.Sc. CS: Coding, theory (e.g., OS algorithms, Python scripts).</w:t>
+      </w:r>
+    </w:p>
+    <w:p>
+      <w:pPr>
+        <w:numPr>
+          <w:ilvl w:val="0"/>
+          <w:numId w:val="3"/>
+        </w:numPr>
+        <w:rPr>
+          <w:b/>
+          <w:bCs/>
+        </w:rPr>
+      </w:pPr>
+      <w:proofErr w:type="gramStart"/>
+      <w:r>
+        <w:rPr>
+          <w:b/>
+          <w:bCs/>
+        </w:rPr>
+        <w:t>B.Com</w:t>
+      </w:r>
+      <w:proofErr w:type="gramEnd"/>
+      <w:r>
+        <w:rPr>
+          <w:b/>
+          <w:bCs/>
+        </w:rPr>
+        <w:t>: Numerical (balance sheets), case studies (GST compliance).</w:t>
+      </w:r>
+    </w:p>
+    <w:p>
+      <w:pPr>
+        <w:numPr>
+          <w:ilvl w:val="0"/>
+          <w:numId w:val="3"/>
+        </w:numPr>
+        <w:rPr>
+          <w:b/>
+          <w:bCs/>
+        </w:rPr>
+      </w:pPr>
+      <w:r>
+        <w:rPr>
+          <w:b/>
+          <w:bCs/>
+        </w:rPr>
+        <w:t>B.Sc. Psychology: Case-based (DSM-5 diagnoses), statistical questions.</w:t>
+      </w:r>
+    </w:p>
+    <w:p>
+      <w:pPr>
+        <w:numPr>
+          <w:ilvl w:val="0"/>
+          <w:numId w:val="3"/>
+        </w:numPr>
+        <w:rPr>
+          <w:b/>
+          <w:bCs/>
+        </w:rPr>
+      </w:pPr>
+      <w:r>
+        <w:rPr>
+          <w:b/>
+          <w:bCs/>
+        </w:rPr>
+        <w:t>B.B.A: Case studies (SWOT), practical tasks (marketing plans).</w:t>
+      </w:r>
+    </w:p>
+    <w:p>
+      <w:pPr>
+        <w:numPr>
+          <w:ilvl w:val="0"/>
+          <w:numId w:val="3"/>
+        </w:numPr>
+        <w:rPr>
+          <w:b/>
+          <w:bCs/>
+        </w:rPr>
+      </w:pPr>
+      <w:r>
+        <w:rPr>
+          <w:b/>
+          <w:bCs/>
+        </w:rPr>
+        <w:t>M.Sc. Data Science: Coding (ML models), project-based questions.</w:t>
+      </w:r>
+    </w:p>
+    <w:p>
+      <w:pPr>
+        <w:numPr>
+          <w:ilvl w:val="0"/>
+          <w:numId w:val="3"/>
+        </w:numPr>
+        <w:rPr>
+          <w:b/>
+          <w:bCs/>
+        </w:rPr>
+      </w:pPr>
+      <w:r>
+        <w:rPr>
+          <w:b/>
+          <w:bCs/>
+        </w:rPr>
+        <w:t>M.A. Journalism: News reports, ethical analyses, film projects.</w:t>
+      </w:r>
+    </w:p>
+    <w:p>
+      <w:pPr>
+        <w:rPr>
+          <w:b/>
+          <w:bCs/>
+        </w:rPr>
+      </w:pPr>
+      <w:r>
+        <w:rPr>
+          <w:b/>
+          <w:bCs/>
+        </w:rPr>
+        <w:pict w14:anchorId="5E964ABB">
+          <v:rect id="_x0000_i1069" style="width:0;height:1.5pt" o:hralign="center" o:hrstd="t" o:hr="t" fillcolor="#a0a0a0" stroked="f"/>
+        </w:pict>
+      </w:r>
+    </w:p>
+    <w:p>
+      <w:pPr>
+        <w:rPr>
+          <w:b/>
+          <w:bCs/>
+        </w:rPr>
+      </w:pPr>
+      <w:r>
+        <w:rPr>
+          <w:b/>
+          <w:bCs/>
+        </w:rPr>
+        <w:t>Evaluation Process</w:t>
+      </w:r>
+    </w:p>
+    <w:p>
+      <w:pPr>
+        <w:rPr>
+          <w:b/>
+          <w:bCs/>
+        </w:rPr>
+      </w:pPr>
+      <w:r>
+        <w:rPr>
+          <w:b/>
+          <w:bCs/>
+        </w:rPr>
+        <w:t>Overview: Evaluation starts within 48 hours post-exam, completed in 7 working days, with digital marks entry and moderation.</w:t>
+      </w:r>
+    </w:p>
+    <w:p>
+      <w:pPr>
+        <w:rPr>
+          <w:b/>
+          <w:bCs/>
+        </w:rPr>
+      </w:pPr>
+      <w:r>
+        <w:rPr>
+          <w:b/>
+          <w:bCs/>
+        </w:rPr>
+        <w:t>Workflow:</w:t>
+      </w:r>
+    </w:p>
+    <w:p>
+      <w:pPr>
+        <w:numPr>
+          <w:ilvl w:val="0"/>
+          <w:numId w:val="4"/>
+        </w:numPr>
+        <w:rPr>
+          <w:b/>
+          <w:bCs/>
+        </w:rPr>
+      </w:pPr>
+      <w:r>
+        <w:rPr>
+          <w:b/>
+          <w:bCs/>
+        </w:rPr>
+        <w:t xml:space="preserve">Script Collection: Anonymized scripts (unique codes) sent to </w:t>
+      </w:r>
+      <w:proofErr w:type="spellStart"/>
+      <w:r>
+        <w:rPr>
+          <w:b/>
+          <w:bCs/>
+        </w:rPr>
+        <w:t>CoE</w:t>
+      </w:r>
+      <w:proofErr w:type="spellEnd"/>
+      <w:r>
+        <w:rPr>
+          <w:b/>
+          <w:bCs/>
+        </w:rPr>
+        <w:t>.</w:t>
+      </w:r>
+    </w:p>
+    <w:p>
+      <w:pPr>
+        <w:numPr>
+          <w:ilvl w:val="0"/>
+          <w:numId w:val="4"/>
+        </w:numPr>
+        <w:rPr>
+          <w:b/>
+          <w:bCs/>
+        </w:rPr>
+      </w:pPr>
+      <w:r>
+        <w:rPr>
+          <w:b/>
+          <w:bCs/>
+        </w:rPr>
+        <w:t>Faculty Evaluation: Course faculty evaluate 50–100 scripts, using answer keys.</w:t>
+      </w:r>
+    </w:p>
+    <w:p>
+      <w:pPr>
+        <w:numPr>
+          <w:ilvl w:val="0"/>
+          <w:numId w:val="4"/>
+        </w:numPr>
+        <w:rPr>
+          <w:b/>
+          <w:bCs/>
+        </w:rPr>
+      </w:pPr>
+      <w:r>
+        <w:rPr>
+          <w:b/>
+          <w:bCs/>
+        </w:rPr>
+        <w:t>Marks:</w:t>
+      </w:r>
+    </w:p>
+    <w:p>
+      <w:pPr>
+        <w:numPr>
+          <w:ilvl w:val="1"/>
+          <w:numId w:val="4"/>
+        </w:numPr>
+        <w:rPr>
+          <w:b/>
+          <w:bCs/>
+        </w:rPr>
+      </w:pPr>
+      <w:r>
+        <w:rPr>
+          <w:b/>
+          <w:bCs/>
+        </w:rPr>
+        <w:t>Internal (25%): CIA (quizzes 10, assignments/projects 10, seminars/labs 5).</w:t>
+      </w:r>
+    </w:p>
+    <w:p>
+      <w:pPr>
+        <w:numPr>
+          <w:ilvl w:val="1"/>
+          <w:numId w:val="4"/>
+        </w:numPr>
+        <w:rPr>
+          <w:b/>
+          <w:bCs/>
+        </w:rPr>
+      </w:pPr>
+      <w:r>
+        <w:rPr>
+          <w:b/>
+          <w:bCs/>
+        </w:rPr>
+        <w:t>External (75%): Semester exams.</w:t>
+      </w:r>
+    </w:p>
+    <w:p>
+      <w:pPr>
+        <w:numPr>
+          <w:ilvl w:val="0"/>
+          <w:numId w:val="4"/>
+        </w:numPr>
+        <w:rPr>
+          <w:b/>
+          <w:bCs/>
+        </w:rPr>
+      </w:pPr>
+      <w:r>
+        <w:rPr>
+          <w:b/>
+          <w:bCs/>
+        </w:rPr>
+        <w:t xml:space="preserve">Moderation: </w:t>
+      </w:r>
+      <w:proofErr w:type="spellStart"/>
+      <w:r>
+        <w:rPr>
+          <w:b/>
+          <w:bCs/>
+        </w:rPr>
+        <w:t>HoD</w:t>
+      </w:r>
+      <w:proofErr w:type="spellEnd"/>
+      <w:r>
+        <w:rPr>
+          <w:b/>
+          <w:bCs/>
+        </w:rPr>
+        <w:t xml:space="preserve"> oversees, 10% scripts re-evaluated (e.g., </w:t>
+      </w:r>
+      <w:proofErr w:type="spellStart"/>
+      <w:proofErr w:type="gramStart"/>
+      <w:r>
+        <w:rPr>
+          <w:b/>
+          <w:bCs/>
+        </w:rPr>
+        <w:t>B.Com’s</w:t>
+      </w:r>
+      <w:proofErr w:type="spellEnd"/>
+      <w:proofErr w:type="gramEnd"/>
+      <w:r>
+        <w:rPr>
+          <w:b/>
+          <w:bCs/>
+        </w:rPr>
+        <w:t xml:space="preserve"> NPV calculations).</w:t>
+      </w:r>
+    </w:p>
+    <w:p>
+      <w:pPr>
+        <w:numPr>
+          <w:ilvl w:val="0"/>
+          <w:numId w:val="4"/>
+        </w:numPr>
+        <w:rPr>
+          <w:b/>
+          <w:bCs/>
+        </w:rPr>
+      </w:pPr>
+      <w:r>
+        <w:rPr>
+          <w:b/>
+          <w:bCs/>
+        </w:rPr>
+        <w:t>Digital Entry: ERP portal, with error flags (e.g., marks &gt;75).</w:t>
+      </w:r>
+    </w:p>
+    <w:p>
+      <w:pPr>
+        <w:numPr>
+          <w:ilvl w:val="0"/>
+          <w:numId w:val="4"/>
+        </w:numPr>
+        <w:rPr>
+          <w:b/>
+          <w:bCs/>
+        </w:rPr>
+      </w:pPr>
+      <w:proofErr w:type="spellStart"/>
+      <w:r>
+        <w:rPr>
+          <w:b/>
+          <w:bCs/>
+        </w:rPr>
+        <w:t>Practicals</w:t>
+      </w:r>
+      <w:proofErr w:type="spellEnd"/>
+      <w:r>
+        <w:rPr>
+          <w:b/>
+          <w:bCs/>
+        </w:rPr>
+        <w:t>/Viva:</w:t>
+      </w:r>
+    </w:p>
+    <w:p>
+      <w:pPr>
+        <w:numPr>
+          <w:ilvl w:val="1"/>
+          <w:numId w:val="4"/>
+        </w:numPr>
+        <w:rPr>
+          <w:b/>
+          <w:bCs/>
+        </w:rPr>
+      </w:pPr>
+      <w:proofErr w:type="spellStart"/>
+      <w:r>
+        <w:rPr>
+          <w:b/>
+          <w:bCs/>
+        </w:rPr>
+        <w:t>Practicals</w:t>
+      </w:r>
+      <w:proofErr w:type="spellEnd"/>
+      <w:r>
+        <w:rPr>
+          <w:b/>
+          <w:bCs/>
+        </w:rPr>
+        <w:t>: Post-theory, evaluated on execution (50%), viva (30%), reports (20%) (e.g., B.Sc. CS coding labs).</w:t>
+      </w:r>
+    </w:p>
+    <w:p>
+      <w:pPr>
+        <w:numPr>
+          <w:ilvl w:val="1"/>
+          <w:numId w:val="4"/>
+        </w:numPr>
+        <w:rPr>
+          <w:b/>
+          <w:bCs/>
+        </w:rPr>
+      </w:pPr>
+      <w:r>
+        <w:rPr>
+          <w:b/>
+          <w:bCs/>
+        </w:rPr>
+        <w:t>Viva-Voce: PG projects (e.g., M.Sc. Data Science’s Research Project) assessed by external examiners.</w:t>
+      </w:r>
+    </w:p>
+    <w:p>
+      <w:pPr>
+        <w:numPr>
+          <w:ilvl w:val="0"/>
+          <w:numId w:val="4"/>
+        </w:numPr>
+        <w:rPr>
+          <w:b/>
+          <w:bCs/>
+        </w:rPr>
+      </w:pPr>
+      <w:r>
+        <w:rPr>
+          <w:b/>
+          <w:bCs/>
+        </w:rPr>
+        <w:t>Results: Published within 15 days via ERP, with SMS/email alerts.</w:t>
+      </w:r>
+    </w:p>
+    <w:p>
+      <w:pPr>
+        <w:rPr>
+          <w:b/>
+          <w:bCs/>
+        </w:rPr>
+      </w:pPr>
+      <w:r>
+        <w:rPr>
+          <w:b/>
+          <w:bCs/>
+        </w:rPr>
+        <w:t>Program-Specific:</w:t>
+      </w:r>
+    </w:p>
+    <w:p>
+      <w:pPr>
+        <w:numPr>
+          <w:ilvl w:val="0"/>
+          <w:numId w:val="5"/>
+        </w:numPr>
+        <w:rPr>
+          <w:b/>
+          <w:bCs/>
+        </w:rPr>
+      </w:pPr>
+      <w:r>
+        <w:rPr>
+          <w:b/>
+          <w:bCs/>
+        </w:rPr>
+        <w:lastRenderedPageBreak/>
+        <w:t>B.A. English: Essays graded on clarity, MLA formatting; portfolios rubric-based.</w:t>
+      </w:r>
+    </w:p>
+    <w:p>
+      <w:pPr>
+        <w:numPr>
+          <w:ilvl w:val="0"/>
+          <w:numId w:val="5"/>
+        </w:numPr>
+        <w:rPr>
+          <w:b/>
+          <w:bCs/>
+        </w:rPr>
+      </w:pPr>
+      <w:r>
+        <w:rPr>
+          <w:b/>
+          <w:bCs/>
+        </w:rPr>
+        <w:t xml:space="preserve">B.Sc. CS: Coding for functionality, efficiency; </w:t>
+      </w:r>
+      <w:proofErr w:type="spellStart"/>
+      <w:r>
+        <w:rPr>
+          <w:b/>
+          <w:bCs/>
+        </w:rPr>
+        <w:t>practicals</w:t>
+      </w:r>
+      <w:proofErr w:type="spellEnd"/>
+      <w:r>
+        <w:rPr>
+          <w:b/>
+          <w:bCs/>
+        </w:rPr>
+        <w:t xml:space="preserve"> test debugging.</w:t>
+      </w:r>
+    </w:p>
+    <w:p>
+      <w:pPr>
+        <w:numPr>
+          <w:ilvl w:val="0"/>
+          <w:numId w:val="5"/>
+        </w:numPr>
+        <w:rPr>
+          <w:b/>
+          <w:bCs/>
+        </w:rPr>
+      </w:pPr>
+      <w:proofErr w:type="gramStart"/>
+      <w:r>
+        <w:rPr>
+          <w:b/>
+          <w:bCs/>
+        </w:rPr>
+        <w:t>B.Com</w:t>
+      </w:r>
+      <w:proofErr w:type="gramEnd"/>
+      <w:r>
+        <w:rPr>
+          <w:b/>
+          <w:bCs/>
+        </w:rPr>
+        <w:t>: Numerical accuracy, case study reasoning.</w:t>
+      </w:r>
+    </w:p>
+    <w:p>
+      <w:pPr>
+        <w:numPr>
+          <w:ilvl w:val="0"/>
+          <w:numId w:val="5"/>
+        </w:numPr>
+        <w:rPr>
+          <w:b/>
+          <w:bCs/>
+        </w:rPr>
+      </w:pPr>
+      <w:r>
+        <w:rPr>
+          <w:b/>
+          <w:bCs/>
+        </w:rPr>
+        <w:t>B.Sc. Psychology: Diagnostic accuracy, statistical precision.</w:t>
+      </w:r>
+    </w:p>
+    <w:p>
+      <w:pPr>
+        <w:numPr>
+          <w:ilvl w:val="0"/>
+          <w:numId w:val="5"/>
+        </w:numPr>
+        <w:rPr>
+          <w:b/>
+          <w:bCs/>
+        </w:rPr>
+      </w:pPr>
+      <w:r>
+        <w:rPr>
+          <w:b/>
+          <w:bCs/>
+        </w:rPr>
+        <w:t>B.B.A: Analytical depth, practical feasibility.</w:t>
+      </w:r>
+    </w:p>
+    <w:p>
+      <w:pPr>
+        <w:numPr>
+          <w:ilvl w:val="0"/>
+          <w:numId w:val="5"/>
+        </w:numPr>
+        <w:rPr>
+          <w:b/>
+          <w:bCs/>
+        </w:rPr>
+      </w:pPr>
+      <w:r>
+        <w:rPr>
+          <w:b/>
+          <w:bCs/>
+        </w:rPr>
+        <w:t>M.Sc. Data Science: Code optimization, project methodology.</w:t>
+      </w:r>
+    </w:p>
+    <w:p>
+      <w:pPr>
+        <w:numPr>
+          <w:ilvl w:val="0"/>
+          <w:numId w:val="5"/>
+        </w:numPr>
+        <w:rPr>
+          <w:b/>
+          <w:bCs/>
+        </w:rPr>
+      </w:pPr>
+      <w:r>
+        <w:rPr>
+          <w:b/>
+          <w:bCs/>
+        </w:rPr>
+        <w:t>M.A. Journalism: Report structure, ethical reasoning, technical creativity.</w:t>
+      </w:r>
+    </w:p>
+    <w:p>
+      <w:pPr>
+        <w:rPr>
+          <w:b/>
+          <w:bCs/>
+        </w:rPr>
+      </w:pPr>
+      <w:r>
+        <w:rPr>
+          <w:b/>
+          <w:bCs/>
+        </w:rPr>
+        <w:pict w14:anchorId="46BDD507">
+          <v:rect id="_x0000_i1070" style="width:0;height:1.5pt" o:hralign="center" o:hrstd="t" o:hr="t" fillcolor="#a0a0a0" stroked="f"/>
+        </w:pict>
+      </w:r>
+    </w:p>
+    <w:p>
+      <w:pPr>
+        <w:rPr>
+          <w:b/>
+          <w:bCs/>
+        </w:rPr>
+      </w:pPr>
+      <w:r>
+        <w:rPr>
+          <w:b/>
+          <w:bCs/>
+        </w:rPr>
+        <w:t>Continuous Internal Assessment (CIA)</w:t>
+      </w:r>
+    </w:p>
+    <w:p>
+      <w:pPr>
+        <w:rPr>
+          <w:b/>
+          <w:bCs/>
+        </w:rPr>
+      </w:pPr>
+      <w:r>
+        <w:rPr>
+          <w:b/>
+          <w:bCs/>
+        </w:rPr>
+        <w:t>Overview: Contributes 25% to grades, emphasizing continuous learning.</w:t>
+      </w:r>
+    </w:p>
+    <w:p>
+      <w:pPr>
+        <w:rPr>
+          <w:b/>
+          <w:bCs/>
+        </w:rPr>
+      </w:pPr>
+      <w:r>
+        <w:rPr>
+          <w:b/>
+          <w:bCs/>
+        </w:rPr>
+        <w:t>Components (25 marks):</w:t>
+      </w:r>
+    </w:p>
+    <w:p>
+      <w:pPr>
+        <w:numPr>
+          <w:ilvl w:val="0"/>
+          <w:numId w:val="6"/>
+        </w:numPr>
+        <w:rPr>
+          <w:b/>
+          <w:bCs/>
+        </w:rPr>
+      </w:pPr>
+      <w:r>
+        <w:rPr>
+          <w:b/>
+          <w:bCs/>
+        </w:rPr>
+        <w:t>Quizzes (10): Biweekly (e.g., literary terms, SQL queries).</w:t>
+      </w:r>
+    </w:p>
+    <w:p>
+      <w:pPr>
+        <w:numPr>
+          <w:ilvl w:val="0"/>
+          <w:numId w:val="6"/>
+        </w:numPr>
+        <w:rPr>
+          <w:b/>
+          <w:bCs/>
+        </w:rPr>
+      </w:pPr>
+      <w:r>
+        <w:rPr>
+          <w:b/>
+          <w:bCs/>
+        </w:rPr>
+        <w:t>Assignments/Projects (10): Essays (B.A.), coding (B.Sc. CS), financial plans (</w:t>
+      </w:r>
+      <w:proofErr w:type="gramStart"/>
+      <w:r>
+        <w:rPr>
+          <w:b/>
+          <w:bCs/>
+        </w:rPr>
+        <w:t>B.Com</w:t>
+      </w:r>
+      <w:proofErr w:type="gramEnd"/>
+      <w:r>
+        <w:rPr>
+          <w:b/>
+          <w:bCs/>
+        </w:rPr>
+        <w:t>).</w:t>
+      </w:r>
+    </w:p>
+    <w:p>
+      <w:pPr>
+        <w:numPr>
+          <w:ilvl w:val="0"/>
+          <w:numId w:val="6"/>
+        </w:numPr>
+        <w:rPr>
+          <w:b/>
+          <w:bCs/>
+        </w:rPr>
+      </w:pPr>
+      <w:r>
+        <w:rPr>
+          <w:b/>
+          <w:bCs/>
+        </w:rPr>
+        <w:t>Seminars/Labs (5): Discussions (B.A.), lab performance (M.Sc. DS).</w:t>
+      </w:r>
+    </w:p>
+    <w:p>
+      <w:pPr>
+        <w:rPr>
+          <w:b/>
+          <w:bCs/>
+        </w:rPr>
+      </w:pPr>
+      <w:r>
+        <w:rPr>
+          <w:b/>
+          <w:bCs/>
+        </w:rPr>
+        <w:t>Process:</w:t>
+      </w:r>
+    </w:p>
+    <w:p>
+      <w:pPr>
+        <w:numPr>
+          <w:ilvl w:val="0"/>
+          <w:numId w:val="7"/>
+        </w:numPr>
+        <w:rPr>
+          <w:b/>
+          <w:bCs/>
+        </w:rPr>
+      </w:pPr>
+      <w:r>
+        <w:rPr>
+          <w:b/>
+          <w:bCs/>
+        </w:rPr>
+        <w:t xml:space="preserve">Marks entered pre-exams, verified by </w:t>
+      </w:r>
+      <w:proofErr w:type="spellStart"/>
+      <w:r>
+        <w:rPr>
+          <w:b/>
+          <w:bCs/>
+        </w:rPr>
+        <w:t>HoD</w:t>
+      </w:r>
+      <w:proofErr w:type="spellEnd"/>
+      <w:r>
+        <w:rPr>
+          <w:b/>
+          <w:bCs/>
+        </w:rPr>
+        <w:t>.</w:t>
+      </w:r>
+    </w:p>
+    <w:p>
+      <w:pPr>
+        <w:numPr>
+          <w:ilvl w:val="0"/>
+          <w:numId w:val="7"/>
+        </w:numPr>
+        <w:rPr>
+          <w:b/>
+          <w:bCs/>
+        </w:rPr>
+      </w:pPr>
+      <w:r>
+        <w:rPr>
+          <w:b/>
+          <w:bCs/>
+        </w:rPr>
+        <w:t>Students view via ERP, with faculty feedback.</w:t>
+      </w:r>
+    </w:p>
+    <w:p>
+      <w:pPr>
+        <w:numPr>
+          <w:ilvl w:val="0"/>
+          <w:numId w:val="7"/>
+        </w:numPr>
+        <w:rPr>
+          <w:b/>
+          <w:bCs/>
+        </w:rPr>
+      </w:pPr>
+      <w:r>
+        <w:rPr>
+          <w:b/>
+          <w:bCs/>
+        </w:rPr>
+        <w:t>Moderation checks outliers.</w:t>
+      </w:r>
+    </w:p>
+    <w:p>
+      <w:pPr>
+        <w:rPr>
+          <w:b/>
+          <w:bCs/>
+        </w:rPr>
+      </w:pPr>
+      <w:r>
+        <w:rPr>
+          <w:b/>
+          <w:bCs/>
+        </w:rPr>
+        <w:pict w14:anchorId="7BA2595D">
+          <v:rect id="_x0000_i1071" style="width:0;height:1.5pt" o:hralign="center" o:hrstd="t" o:hr="t" fillcolor="#a0a0a0" stroked="f"/>
+        </w:pict>
+      </w:r>
+    </w:p>
+    <w:p>
+      <w:pPr>
+        <w:rPr>
+          <w:b/>
+          <w:bCs/>
+        </w:rPr>
+      </w:pPr>
+      <w:r>
+        <w:rPr>
+          <w:b/>
+          <w:bCs/>
+        </w:rPr>
+        <w:t>Revaluation &amp; Grievance Redressal</w:t>
+      </w:r>
+    </w:p>
+    <w:p>
+      <w:pPr>
+        <w:rPr>
+          <w:b/>
+          <w:bCs/>
+        </w:rPr>
+      </w:pPr>
+      <w:r>
+        <w:rPr>
+          <w:b/>
+          <w:bCs/>
+        </w:rPr>
+        <w:t>Revaluation:</w:t>
+      </w:r>
+    </w:p>
+    <w:p>
+      <w:pPr>
+        <w:numPr>
+          <w:ilvl w:val="0"/>
+          <w:numId w:val="8"/>
+        </w:numPr>
+        <w:rPr>
+          <w:b/>
+          <w:bCs/>
+        </w:rPr>
+      </w:pPr>
+      <w:r>
+        <w:rPr>
+          <w:b/>
+          <w:bCs/>
+        </w:rPr>
+        <w:t>Eligibility: Apply within 5 days post-results (₹500/paper).</w:t>
+      </w:r>
+    </w:p>
+    <w:p>
+      <w:pPr>
+        <w:numPr>
+          <w:ilvl w:val="0"/>
+          <w:numId w:val="8"/>
+        </w:numPr>
+        <w:rPr>
+          <w:b/>
+          <w:bCs/>
+        </w:rPr>
+      </w:pPr>
+      <w:r>
+        <w:rPr>
+          <w:b/>
+          <w:bCs/>
+        </w:rPr>
+        <w:t>Process: Different faculty re-evaluates, results updated in 10 days. Fee refunded if marks increase.</w:t>
+      </w:r>
+    </w:p>
+    <w:p>
+      <w:pPr>
+        <w:numPr>
+          <w:ilvl w:val="0"/>
+          <w:numId w:val="8"/>
+        </w:numPr>
+        <w:rPr>
+          <w:b/>
+          <w:bCs/>
+        </w:rPr>
+      </w:pPr>
+      <w:r>
+        <w:rPr>
+          <w:b/>
+          <w:bCs/>
+        </w:rPr>
+        <w:t xml:space="preserve">Limits: No revaluation for CIA, </w:t>
+      </w:r>
+      <w:proofErr w:type="spellStart"/>
+      <w:r>
+        <w:rPr>
+          <w:b/>
+          <w:bCs/>
+        </w:rPr>
+        <w:t>practicals</w:t>
+      </w:r>
+      <w:proofErr w:type="spellEnd"/>
+      <w:r>
+        <w:rPr>
+          <w:b/>
+          <w:bCs/>
+        </w:rPr>
+        <w:t>.</w:t>
+      </w:r>
+    </w:p>
+    <w:p>
+      <w:pPr>
+        <w:rPr>
+          <w:b/>
+          <w:bCs/>
+        </w:rPr>
+      </w:pPr>
+      <w:r>
+        <w:rPr>
+          <w:b/>
+          <w:bCs/>
+        </w:rPr>
+        <w:t>Grievance Redressal:</w:t>
+      </w:r>
+    </w:p>
+    <w:p>
+      <w:pPr>
+        <w:numPr>
+          <w:ilvl w:val="0"/>
+          <w:numId w:val="9"/>
+        </w:numPr>
+        <w:rPr>
+          <w:b/>
+          <w:bCs/>
+        </w:rPr>
+      </w:pPr>
+      <w:r>
+        <w:rPr>
+          <w:b/>
+          <w:bCs/>
+        </w:rPr>
+        <w:t>Mechanism: Grievance Redressal Committee (</w:t>
+      </w:r>
+      <w:proofErr w:type="spellStart"/>
+      <w:r>
+        <w:rPr>
+          <w:b/>
+          <w:bCs/>
+        </w:rPr>
+        <w:t>CoE</w:t>
+      </w:r>
+      <w:proofErr w:type="spellEnd"/>
+      <w:r>
+        <w:rPr>
+          <w:b/>
+          <w:bCs/>
+        </w:rPr>
+        <w:t>, 2 faculty, 1 student) resolves complaints in 10 days.</w:t>
+      </w:r>
+    </w:p>
+    <w:p>
+      <w:pPr>
+        <w:numPr>
+          <w:ilvl w:val="0"/>
+          <w:numId w:val="9"/>
+        </w:numPr>
+        <w:rPr>
+          <w:b/>
+          <w:bCs/>
+        </w:rPr>
+      </w:pPr>
+      <w:r>
+        <w:rPr>
+          <w:b/>
+          <w:bCs/>
+        </w:rPr>
+        <w:t>Process: Submit via ERP/writing; appeals to Dean if unresolved.</w:t>
+      </w:r>
+    </w:p>
+    <w:p>
+      <w:pPr>
+        <w:numPr>
+          <w:ilvl w:val="0"/>
+          <w:numId w:val="9"/>
+        </w:numPr>
+        <w:rPr>
+          <w:b/>
+          <w:bCs/>
+        </w:rPr>
+      </w:pPr>
+      <w:r>
+        <w:rPr>
+          <w:b/>
+          <w:bCs/>
+        </w:rPr>
+        <w:t>Examples: Noisy exam halls, scheduling issues.</w:t>
+      </w:r>
+    </w:p>
+    <w:p>
+      <w:pPr>
+        <w:rPr>
+          <w:b/>
+          <w:bCs/>
+        </w:rPr>
+      </w:pPr>
+      <w:r>
+        <w:rPr>
+          <w:b/>
+          <w:bCs/>
+        </w:rPr>
+        <w:pict w14:anchorId="1E4B2D3D">
+          <v:rect id="_x0000_i1072" style="width:0;height:1.5pt" o:hralign="center" o:hrstd="t" o:hr="t" fillcolor="#a0a0a0" stroked="f"/>
+        </w:pict>
+      </w:r>
+    </w:p>
+    <w:p>
+      <w:pPr>
+        <w:rPr>
+          <w:b/>
+          <w:bCs/>
+        </w:rPr>
+      </w:pPr>
+      <w:r>
+        <w:rPr>
+          <w:b/>
+          <w:bCs/>
+        </w:rPr>
+        <w:t>Academic Integrity &amp; Invigilation</w:t>
+      </w:r>
+    </w:p>
+    <w:p>
+      <w:pPr>
+        <w:rPr>
+          <w:b/>
+          <w:bCs/>
+        </w:rPr>
+      </w:pPr>
+      <w:r>
+        <w:rPr>
+          <w:b/>
+          <w:bCs/>
+        </w:rPr>
+        <w:lastRenderedPageBreak/>
+        <w:t>Invigilation:</w:t>
+      </w:r>
+    </w:p>
+    <w:p>
+      <w:pPr>
+        <w:numPr>
+          <w:ilvl w:val="0"/>
+          <w:numId w:val="10"/>
+        </w:numPr>
+        <w:rPr>
+          <w:b/>
+          <w:bCs/>
+        </w:rPr>
+      </w:pPr>
+      <w:r>
+        <w:rPr>
+          <w:b/>
+          <w:bCs/>
+        </w:rPr>
+        <w:t>Training: Faculty trained annually on vigilance, emergencies.</w:t>
+      </w:r>
+    </w:p>
+    <w:p>
+      <w:pPr>
+        <w:numPr>
+          <w:ilvl w:val="0"/>
+          <w:numId w:val="10"/>
+        </w:numPr>
+        <w:rPr>
+          <w:b/>
+          <w:bCs/>
+        </w:rPr>
+      </w:pPr>
+      <w:r>
+        <w:rPr>
+          <w:b/>
+          <w:bCs/>
+        </w:rPr>
+        <w:t>Setup: 2 invigilators/30 students, CCTV, jammers.</w:t>
+      </w:r>
+    </w:p>
+    <w:p>
+      <w:pPr>
+        <w:numPr>
+          <w:ilvl w:val="0"/>
+          <w:numId w:val="10"/>
+        </w:numPr>
+        <w:rPr>
+          <w:b/>
+          <w:bCs/>
+        </w:rPr>
+      </w:pPr>
+      <w:r>
+        <w:rPr>
+          <w:b/>
+          <w:bCs/>
+        </w:rPr>
+        <w:t>Verification: ID checks, no late entry (&gt;15 min).</w:t>
+      </w:r>
+    </w:p>
+    <w:p>
+      <w:pPr>
+        <w:numPr>
+          <w:ilvl w:val="0"/>
+          <w:numId w:val="10"/>
+        </w:numPr>
+        <w:rPr>
+          <w:b/>
+          <w:bCs/>
+        </w:rPr>
+      </w:pPr>
+      <w:r>
+        <w:rPr>
+          <w:b/>
+          <w:bCs/>
+        </w:rPr>
+        <w:t>Malpractice: Zero marks, disciplinary hearing for cheating.</w:t>
+      </w:r>
+    </w:p>
+    <w:p>
+      <w:pPr>
+        <w:rPr>
+          <w:b/>
+          <w:bCs/>
+        </w:rPr>
+      </w:pPr>
+      <w:r>
+        <w:rPr>
+          <w:b/>
+          <w:bCs/>
+        </w:rPr>
+        <w:t>Integrity:</w:t>
+      </w:r>
+    </w:p>
+    <w:p>
+      <w:pPr>
+        <w:numPr>
+          <w:ilvl w:val="0"/>
+          <w:numId w:val="11"/>
+        </w:numPr>
+        <w:rPr>
+          <w:b/>
+          <w:bCs/>
+        </w:rPr>
+      </w:pPr>
+      <w:r>
+        <w:rPr>
+          <w:b/>
+          <w:bCs/>
+        </w:rPr>
+        <w:t>Plagiarism: Turnitin for assignments (15% similarity limit).</w:t>
+      </w:r>
+    </w:p>
+    <w:p>
+      <w:pPr>
+        <w:numPr>
+          <w:ilvl w:val="0"/>
+          <w:numId w:val="11"/>
+        </w:numPr>
+        <w:rPr>
+          <w:b/>
+          <w:bCs/>
+        </w:rPr>
+      </w:pPr>
+      <w:r>
+        <w:rPr>
+          <w:b/>
+          <w:bCs/>
+        </w:rPr>
+        <w:t>Pledge: Students sign integrity pledge.</w:t>
+      </w:r>
+    </w:p>
+    <w:p>
+      <w:pPr>
+        <w:numPr>
+          <w:ilvl w:val="0"/>
+          <w:numId w:val="11"/>
+        </w:numPr>
+        <w:rPr>
+          <w:b/>
+          <w:bCs/>
+        </w:rPr>
+      </w:pPr>
+      <w:r>
+        <w:rPr>
+          <w:b/>
+          <w:bCs/>
+        </w:rPr>
+        <w:t>Workshops: Ethics training via Media Ethics (M.A.), Research Methodology.</w:t>
+      </w:r>
+    </w:p>
+    <w:p>
+      <w:pPr>
+        <w:rPr>
+          <w:b/>
+          <w:bCs/>
+        </w:rPr>
+      </w:pPr>
+      <w:r>
+        <w:rPr>
+          <w:b/>
+          <w:bCs/>
+        </w:rPr>
+        <w:pict w14:anchorId="451338BA">
+          <v:rect id="_x0000_i1073" style="width:0;height:1.5pt" o:hralign="center" o:hrstd="t" o:hr="t" fillcolor="#a0a0a0" stroked="f"/>
+        </w:pict>
+      </w:r>
+    </w:p>
+    <w:p>
+      <w:pPr>
+        <w:rPr>
+          <w:b/>
+          <w:bCs/>
+        </w:rPr>
+      </w:pPr>
+      <w:r>
+        <w:rPr>
+          <w:b/>
+          <w:bCs/>
+        </w:rPr>
+        <w:t>Career Alignment</w:t>
+      </w:r>
+    </w:p>
+    <w:p>
+      <w:pPr>
+        <w:numPr>
+          <w:ilvl w:val="0"/>
+          <w:numId w:val="12"/>
+        </w:numPr>
+        <w:rPr>
+          <w:b/>
+          <w:bCs/>
+        </w:rPr>
+      </w:pPr>
+      <w:r>
+        <w:rPr>
+          <w:b/>
+          <w:bCs/>
+        </w:rPr>
+        <w:t>B.A. English: Essays prepare for journalism, publishing.</w:t>
+      </w:r>
+    </w:p>
+    <w:p>
+      <w:pPr>
+        <w:numPr>
+          <w:ilvl w:val="0"/>
+          <w:numId w:val="12"/>
+        </w:numPr>
+        <w:rPr>
+          <w:b/>
+          <w:bCs/>
+        </w:rPr>
+      </w:pPr>
+      <w:r>
+        <w:rPr>
+          <w:b/>
+          <w:bCs/>
+        </w:rPr>
+        <w:t>B.Sc. CS: Coding exams mirror IT tasks (Infosys).</w:t>
+      </w:r>
+    </w:p>
+    <w:p>
+      <w:pPr>
+        <w:numPr>
+          <w:ilvl w:val="0"/>
+          <w:numId w:val="12"/>
+        </w:numPr>
+        <w:rPr>
+          <w:b/>
+          <w:bCs/>
+        </w:rPr>
+      </w:pPr>
+      <w:proofErr w:type="gramStart"/>
+      <w:r>
+        <w:rPr>
+          <w:b/>
+          <w:bCs/>
+        </w:rPr>
+        <w:t>B.Com</w:t>
+      </w:r>
+      <w:proofErr w:type="gramEnd"/>
+      <w:r>
+        <w:rPr>
+          <w:b/>
+          <w:bCs/>
+        </w:rPr>
+        <w:t>: Numerical tasks aid CA/CMA prep.</w:t>
+      </w:r>
+    </w:p>
+    <w:p>
+      <w:pPr>
+        <w:numPr>
+          <w:ilvl w:val="0"/>
+          <w:numId w:val="12"/>
+        </w:numPr>
+        <w:rPr>
+          <w:b/>
+          <w:bCs/>
+        </w:rPr>
+      </w:pPr>
+      <w:r>
+        <w:rPr>
+          <w:b/>
+          <w:bCs/>
+        </w:rPr>
+        <w:t>B.Sc. Psychology: Case studies build therapy skills.</w:t>
+      </w:r>
+    </w:p>
+    <w:p>
+      <w:pPr>
+        <w:numPr>
+          <w:ilvl w:val="0"/>
+          <w:numId w:val="12"/>
+        </w:numPr>
+        <w:rPr>
+          <w:b/>
+          <w:bCs/>
+        </w:rPr>
+      </w:pPr>
+      <w:r>
+        <w:rPr>
+          <w:b/>
+          <w:bCs/>
+        </w:rPr>
+        <w:t>B.B.A: Simulations support MBA readiness.</w:t>
+      </w:r>
+    </w:p>
+    <w:p>
+      <w:pPr>
+        <w:numPr>
+          <w:ilvl w:val="0"/>
+          <w:numId w:val="12"/>
+        </w:numPr>
+        <w:rPr>
+          <w:b/>
+          <w:bCs/>
+        </w:rPr>
+      </w:pPr>
+      <w:r>
+        <w:rPr>
+          <w:b/>
+          <w:bCs/>
+        </w:rPr>
+        <w:t>M.Sc. Data Science: Coding aligns with Zoho roles.</w:t>
+      </w:r>
+    </w:p>
+    <w:p>
+      <w:pPr>
+        <w:numPr>
+          <w:ilvl w:val="0"/>
+          <w:numId w:val="12"/>
+        </w:numPr>
+        <w:rPr>
+          <w:b/>
+          <w:bCs/>
+        </w:rPr>
+      </w:pPr>
+      <w:r>
+        <w:rPr>
+          <w:b/>
+          <w:bCs/>
+        </w:rPr>
+        <w:t>M.A. Journalism: Practical tasks prepare for media internships.</w:t>
       </w:r>
     </w:p>
     <w:p/>
@@ -115,6 +2091,1835 @@
     </w:sectPr>
   </w:body>
 </w:document>
+</file>
+
+<file path=word/numbering.xml><?xml version="1.0" encoding="utf-8"?>
+<w:numbering xmlns:wpc="http://schemas.microsoft.com/office/word/2010/wordprocessingCanvas" xmlns:cx="http://schemas.microsoft.com/office/drawing/2014/chartex" xmlns:cx1="http://schemas.microsoft.com/office/drawing/2015/9/8/chartex" xmlns:cx2="http://schemas.microsoft.com/office/drawing/2015/10/21/chartex" xmlns:cx3="http://schemas.microsoft.com/office/drawing/2016/5/9/chartex" xmlns:cx4="http://schemas.microsoft.com/office/drawing/2016/5/10/chartex" xmlns:cx5="http://schemas.microsoft.com/office/drawing/2016/5/11/chartex" xmlns:cx6="http://schemas.microsoft.com/office/drawing/2016/5/12/chartex" xmlns:cx7="http://schemas.microsoft.com/office/drawing/2016/5/13/chartex" xmlns:cx8="http://schemas.microsoft.com/office/drawing/2016/5/14/chartex" xmlns:mc="http://schemas.openxmlformats.org/markup-compatibility/2006" xmlns:aink="http://schemas.microsoft.com/office/drawing/2016/ink" xmlns:am3d="http://schemas.microsoft.com/office/drawing/2017/model3d" xmlns:o="urn:schemas-microsoft-com:office:office" xmlns:oel="http://schemas.microsoft.com/office/2019/extlst" xmlns:r="http://schemas.openxmlformats.org/officeDocument/2006/relationships" xmlns:m="http://schemas.openxmlformats.org/officeDocument/2006/math" xmlns:v="urn:schemas-microsoft-com:vml" xmlns:wp14="http://schemas.microsoft.com/office/word/2010/wordprocessingDrawing" xmlns:wp="http://schemas.openxmlformats.org/drawingml/2006/wordprocessingDrawing" xmlns:w10="urn:schemas-microsoft-com:office:word" xmlns:w="http://schemas.openxmlformats.org/wordprocessingml/2006/main" xmlns:w14="http://schemas.microsoft.com/office/word/2010/wordml" xmlns:w15="http://schemas.microsoft.com/office/word/2012/wordml" xmlns:w16cex="http://schemas.microsoft.com/office/word/2018/wordml/cex" xmlns:w16cid="http://schemas.microsoft.com/office/word/2016/wordml/cid" xmlns:w16="http://schemas.microsoft.com/office/word/2018/wordml" xmlns:w16du="http://schemas.microsoft.com/office/word/2023/wordml/word16du" xmlns:w16sdtdh="http://schemas.microsoft.com/office/word/2020/wordml/sdtdatahash" xmlns:w16sdtfl="http://schemas.microsoft.com/office/word/2024/wordml/sdtformatlock" xmlns:w16se="http://schemas.microsoft.com/office/word/2015/wordml/symex" xmlns:wpg="http://schemas.microsoft.com/office/word/2010/wordprocessingGroup" xmlns:wpi="http://schemas.microsoft.com/office/word/2010/wordprocessingInk" xmlns:wne="http://schemas.microsoft.com/office/word/2006/wordml" xmlns:wps="http://schemas.microsoft.com/office/word/2010/wordprocessingShape" mc:Ignorable="w14 w15 w16se w16cid w16 w16cex w16sdtdh w16sdtfl w16du wp14">
+  <w:abstractNum w:abstractNumId="0" w15:restartNumberingAfterBreak="0">
+    <w:nsid w:val="0B9A4453"/>
+    <w:multiLevelType w:val="multilevel"/>
+    <w:tmpl w:val="B60C7C48"/>
+    <w:lvl w:ilvl="0">
+      <w:start w:val="1"/>
+      <w:numFmt w:val="bullet"/>
+      <w:lvlText w:val=""/>
+      <w:lvlJc w:val="left"/>
+      <w:pPr>
+        <w:tabs>
+          <w:tab w:val="num" w:pos="720"/>
+        </w:tabs>
+        <w:ind w:left="720" w:hanging="360"/>
+      </w:pPr>
+      <w:rPr>
+        <w:rFonts w:ascii="Symbol" w:hAnsi="Symbol" w:hint="default"/>
+        <w:sz w:val="20"/>
+      </w:rPr>
+    </w:lvl>
+    <w:lvl w:ilvl="1">
+      <w:start w:val="1"/>
+      <w:numFmt w:val="bullet"/>
+      <w:lvlText w:val="o"/>
+      <w:lvlJc w:val="left"/>
+      <w:pPr>
+        <w:tabs>
+          <w:tab w:val="num" w:pos="1440"/>
+        </w:tabs>
+        <w:ind w:left="1440" w:hanging="360"/>
+      </w:pPr>
+      <w:rPr>
+        <w:rFonts w:ascii="Courier New" w:hAnsi="Courier New" w:hint="default"/>
+        <w:sz w:val="20"/>
+      </w:rPr>
+    </w:lvl>
+    <w:lvl w:ilvl="2" w:tentative="1">
+      <w:start w:val="1"/>
+      <w:numFmt w:val="bullet"/>
+      <w:lvlText w:val=""/>
+      <w:lvlJc w:val="left"/>
+      <w:pPr>
+        <w:tabs>
+          <w:tab w:val="num" w:pos="2160"/>
+        </w:tabs>
+        <w:ind w:left="2160" w:hanging="360"/>
+      </w:pPr>
+      <w:rPr>
+        <w:rFonts w:ascii="Wingdings" w:hAnsi="Wingdings" w:hint="default"/>
+        <w:sz w:val="20"/>
+      </w:rPr>
+    </w:lvl>
+    <w:lvl w:ilvl="3" w:tentative="1">
+      <w:start w:val="1"/>
+      <w:numFmt w:val="bullet"/>
+      <w:lvlText w:val=""/>
+      <w:lvlJc w:val="left"/>
+      <w:pPr>
+        <w:tabs>
+          <w:tab w:val="num" w:pos="2880"/>
+        </w:tabs>
+        <w:ind w:left="2880" w:hanging="360"/>
+      </w:pPr>
+      <w:rPr>
+        <w:rFonts w:ascii="Wingdings" w:hAnsi="Wingdings" w:hint="default"/>
+        <w:sz w:val="20"/>
+      </w:rPr>
+    </w:lvl>
+    <w:lvl w:ilvl="4" w:tentative="1">
+      <w:start w:val="1"/>
+      <w:numFmt w:val="bullet"/>
+      <w:lvlText w:val=""/>
+      <w:lvlJc w:val="left"/>
+      <w:pPr>
+        <w:tabs>
+          <w:tab w:val="num" w:pos="3600"/>
+        </w:tabs>
+        <w:ind w:left="3600" w:hanging="360"/>
+      </w:pPr>
+      <w:rPr>
+        <w:rFonts w:ascii="Wingdings" w:hAnsi="Wingdings" w:hint="default"/>
+        <w:sz w:val="20"/>
+      </w:rPr>
+    </w:lvl>
+    <w:lvl w:ilvl="5" w:tentative="1">
+      <w:start w:val="1"/>
+      <w:numFmt w:val="bullet"/>
+      <w:lvlText w:val=""/>
+      <w:lvlJc w:val="left"/>
+      <w:pPr>
+        <w:tabs>
+          <w:tab w:val="num" w:pos="4320"/>
+        </w:tabs>
+        <w:ind w:left="4320" w:hanging="360"/>
+      </w:pPr>
+      <w:rPr>
+        <w:rFonts w:ascii="Wingdings" w:hAnsi="Wingdings" w:hint="default"/>
+        <w:sz w:val="20"/>
+      </w:rPr>
+    </w:lvl>
+    <w:lvl w:ilvl="6" w:tentative="1">
+      <w:start w:val="1"/>
+      <w:numFmt w:val="bullet"/>
+      <w:lvlText w:val=""/>
+      <w:lvlJc w:val="left"/>
+      <w:pPr>
+        <w:tabs>
+          <w:tab w:val="num" w:pos="5040"/>
+        </w:tabs>
+        <w:ind w:left="5040" w:hanging="360"/>
+      </w:pPr>
+      <w:rPr>
+        <w:rFonts w:ascii="Wingdings" w:hAnsi="Wingdings" w:hint="default"/>
+        <w:sz w:val="20"/>
+      </w:rPr>
+    </w:lvl>
+    <w:lvl w:ilvl="7" w:tentative="1">
+      <w:start w:val="1"/>
+      <w:numFmt w:val="bullet"/>
+      <w:lvlText w:val=""/>
+      <w:lvlJc w:val="left"/>
+      <w:pPr>
+        <w:tabs>
+          <w:tab w:val="num" w:pos="5760"/>
+        </w:tabs>
+        <w:ind w:left="5760" w:hanging="360"/>
+      </w:pPr>
+      <w:rPr>
+        <w:rFonts w:ascii="Wingdings" w:hAnsi="Wingdings" w:hint="default"/>
+        <w:sz w:val="20"/>
+      </w:rPr>
+    </w:lvl>
+    <w:lvl w:ilvl="8" w:tentative="1">
+      <w:start w:val="1"/>
+      <w:numFmt w:val="bullet"/>
+      <w:lvlText w:val=""/>
+      <w:lvlJc w:val="left"/>
+      <w:pPr>
+        <w:tabs>
+          <w:tab w:val="num" w:pos="6480"/>
+        </w:tabs>
+        <w:ind w:left="6480" w:hanging="360"/>
+      </w:pPr>
+      <w:rPr>
+        <w:rFonts w:ascii="Wingdings" w:hAnsi="Wingdings" w:hint="default"/>
+        <w:sz w:val="20"/>
+      </w:rPr>
+    </w:lvl>
+  </w:abstractNum>
+  <w:abstractNum w:abstractNumId="1" w15:restartNumberingAfterBreak="0">
+    <w:nsid w:val="12347DEB"/>
+    <w:multiLevelType w:val="multilevel"/>
+    <w:tmpl w:val="CC127498"/>
+    <w:lvl w:ilvl="0">
+      <w:start w:val="1"/>
+      <w:numFmt w:val="bullet"/>
+      <w:lvlText w:val=""/>
+      <w:lvlJc w:val="left"/>
+      <w:pPr>
+        <w:tabs>
+          <w:tab w:val="num" w:pos="720"/>
+        </w:tabs>
+        <w:ind w:left="720" w:hanging="360"/>
+      </w:pPr>
+      <w:rPr>
+        <w:rFonts w:ascii="Symbol" w:hAnsi="Symbol" w:hint="default"/>
+        <w:sz w:val="20"/>
+      </w:rPr>
+    </w:lvl>
+    <w:lvl w:ilvl="1" w:tentative="1">
+      <w:start w:val="1"/>
+      <w:numFmt w:val="bullet"/>
+      <w:lvlText w:val="o"/>
+      <w:lvlJc w:val="left"/>
+      <w:pPr>
+        <w:tabs>
+          <w:tab w:val="num" w:pos="1440"/>
+        </w:tabs>
+        <w:ind w:left="1440" w:hanging="360"/>
+      </w:pPr>
+      <w:rPr>
+        <w:rFonts w:ascii="Courier New" w:hAnsi="Courier New" w:hint="default"/>
+        <w:sz w:val="20"/>
+      </w:rPr>
+    </w:lvl>
+    <w:lvl w:ilvl="2" w:tentative="1">
+      <w:start w:val="1"/>
+      <w:numFmt w:val="bullet"/>
+      <w:lvlText w:val=""/>
+      <w:lvlJc w:val="left"/>
+      <w:pPr>
+        <w:tabs>
+          <w:tab w:val="num" w:pos="2160"/>
+        </w:tabs>
+        <w:ind w:left="2160" w:hanging="360"/>
+      </w:pPr>
+      <w:rPr>
+        <w:rFonts w:ascii="Wingdings" w:hAnsi="Wingdings" w:hint="default"/>
+        <w:sz w:val="20"/>
+      </w:rPr>
+    </w:lvl>
+    <w:lvl w:ilvl="3" w:tentative="1">
+      <w:start w:val="1"/>
+      <w:numFmt w:val="bullet"/>
+      <w:lvlText w:val=""/>
+      <w:lvlJc w:val="left"/>
+      <w:pPr>
+        <w:tabs>
+          <w:tab w:val="num" w:pos="2880"/>
+        </w:tabs>
+        <w:ind w:left="2880" w:hanging="360"/>
+      </w:pPr>
+      <w:rPr>
+        <w:rFonts w:ascii="Wingdings" w:hAnsi="Wingdings" w:hint="default"/>
+        <w:sz w:val="20"/>
+      </w:rPr>
+    </w:lvl>
+    <w:lvl w:ilvl="4" w:tentative="1">
+      <w:start w:val="1"/>
+      <w:numFmt w:val="bullet"/>
+      <w:lvlText w:val=""/>
+      <w:lvlJc w:val="left"/>
+      <w:pPr>
+        <w:tabs>
+          <w:tab w:val="num" w:pos="3600"/>
+        </w:tabs>
+        <w:ind w:left="3600" w:hanging="360"/>
+      </w:pPr>
+      <w:rPr>
+        <w:rFonts w:ascii="Wingdings" w:hAnsi="Wingdings" w:hint="default"/>
+        <w:sz w:val="20"/>
+      </w:rPr>
+    </w:lvl>
+    <w:lvl w:ilvl="5" w:tentative="1">
+      <w:start w:val="1"/>
+      <w:numFmt w:val="bullet"/>
+      <w:lvlText w:val=""/>
+      <w:lvlJc w:val="left"/>
+      <w:pPr>
+        <w:tabs>
+          <w:tab w:val="num" w:pos="4320"/>
+        </w:tabs>
+        <w:ind w:left="4320" w:hanging="360"/>
+      </w:pPr>
+      <w:rPr>
+        <w:rFonts w:ascii="Wingdings" w:hAnsi="Wingdings" w:hint="default"/>
+        <w:sz w:val="20"/>
+      </w:rPr>
+    </w:lvl>
+    <w:lvl w:ilvl="6" w:tentative="1">
+      <w:start w:val="1"/>
+      <w:numFmt w:val="bullet"/>
+      <w:lvlText w:val=""/>
+      <w:lvlJc w:val="left"/>
+      <w:pPr>
+        <w:tabs>
+          <w:tab w:val="num" w:pos="5040"/>
+        </w:tabs>
+        <w:ind w:left="5040" w:hanging="360"/>
+      </w:pPr>
+      <w:rPr>
+        <w:rFonts w:ascii="Wingdings" w:hAnsi="Wingdings" w:hint="default"/>
+        <w:sz w:val="20"/>
+      </w:rPr>
+    </w:lvl>
+    <w:lvl w:ilvl="7" w:tentative="1">
+      <w:start w:val="1"/>
+      <w:numFmt w:val="bullet"/>
+      <w:lvlText w:val=""/>
+      <w:lvlJc w:val="left"/>
+      <w:pPr>
+        <w:tabs>
+          <w:tab w:val="num" w:pos="5760"/>
+        </w:tabs>
+        <w:ind w:left="5760" w:hanging="360"/>
+      </w:pPr>
+      <w:rPr>
+        <w:rFonts w:ascii="Wingdings" w:hAnsi="Wingdings" w:hint="default"/>
+        <w:sz w:val="20"/>
+      </w:rPr>
+    </w:lvl>
+    <w:lvl w:ilvl="8" w:tentative="1">
+      <w:start w:val="1"/>
+      <w:numFmt w:val="bullet"/>
+      <w:lvlText w:val=""/>
+      <w:lvlJc w:val="left"/>
+      <w:pPr>
+        <w:tabs>
+          <w:tab w:val="num" w:pos="6480"/>
+        </w:tabs>
+        <w:ind w:left="6480" w:hanging="360"/>
+      </w:pPr>
+      <w:rPr>
+        <w:rFonts w:ascii="Wingdings" w:hAnsi="Wingdings" w:hint="default"/>
+        <w:sz w:val="20"/>
+      </w:rPr>
+    </w:lvl>
+  </w:abstractNum>
+  <w:abstractNum w:abstractNumId="2" w15:restartNumberingAfterBreak="0">
+    <w:nsid w:val="1B5E0E3D"/>
+    <w:multiLevelType w:val="multilevel"/>
+    <w:tmpl w:val="BC8E44A4"/>
+    <w:lvl w:ilvl="0">
+      <w:start w:val="1"/>
+      <w:numFmt w:val="bullet"/>
+      <w:lvlText w:val=""/>
+      <w:lvlJc w:val="left"/>
+      <w:pPr>
+        <w:tabs>
+          <w:tab w:val="num" w:pos="720"/>
+        </w:tabs>
+        <w:ind w:left="720" w:hanging="360"/>
+      </w:pPr>
+      <w:rPr>
+        <w:rFonts w:ascii="Symbol" w:hAnsi="Symbol" w:hint="default"/>
+        <w:sz w:val="20"/>
+      </w:rPr>
+    </w:lvl>
+    <w:lvl w:ilvl="1">
+      <w:start w:val="1"/>
+      <w:numFmt w:val="bullet"/>
+      <w:lvlText w:val="o"/>
+      <w:lvlJc w:val="left"/>
+      <w:pPr>
+        <w:tabs>
+          <w:tab w:val="num" w:pos="1440"/>
+        </w:tabs>
+        <w:ind w:left="1440" w:hanging="360"/>
+      </w:pPr>
+      <w:rPr>
+        <w:rFonts w:ascii="Courier New" w:hAnsi="Courier New" w:hint="default"/>
+        <w:sz w:val="20"/>
+      </w:rPr>
+    </w:lvl>
+    <w:lvl w:ilvl="2" w:tentative="1">
+      <w:start w:val="1"/>
+      <w:numFmt w:val="bullet"/>
+      <w:lvlText w:val=""/>
+      <w:lvlJc w:val="left"/>
+      <w:pPr>
+        <w:tabs>
+          <w:tab w:val="num" w:pos="2160"/>
+        </w:tabs>
+        <w:ind w:left="2160" w:hanging="360"/>
+      </w:pPr>
+      <w:rPr>
+        <w:rFonts w:ascii="Wingdings" w:hAnsi="Wingdings" w:hint="default"/>
+        <w:sz w:val="20"/>
+      </w:rPr>
+    </w:lvl>
+    <w:lvl w:ilvl="3" w:tentative="1">
+      <w:start w:val="1"/>
+      <w:numFmt w:val="bullet"/>
+      <w:lvlText w:val=""/>
+      <w:lvlJc w:val="left"/>
+      <w:pPr>
+        <w:tabs>
+          <w:tab w:val="num" w:pos="2880"/>
+        </w:tabs>
+        <w:ind w:left="2880" w:hanging="360"/>
+      </w:pPr>
+      <w:rPr>
+        <w:rFonts w:ascii="Wingdings" w:hAnsi="Wingdings" w:hint="default"/>
+        <w:sz w:val="20"/>
+      </w:rPr>
+    </w:lvl>
+    <w:lvl w:ilvl="4" w:tentative="1">
+      <w:start w:val="1"/>
+      <w:numFmt w:val="bullet"/>
+      <w:lvlText w:val=""/>
+      <w:lvlJc w:val="left"/>
+      <w:pPr>
+        <w:tabs>
+          <w:tab w:val="num" w:pos="3600"/>
+        </w:tabs>
+        <w:ind w:left="3600" w:hanging="360"/>
+      </w:pPr>
+      <w:rPr>
+        <w:rFonts w:ascii="Wingdings" w:hAnsi="Wingdings" w:hint="default"/>
+        <w:sz w:val="20"/>
+      </w:rPr>
+    </w:lvl>
+    <w:lvl w:ilvl="5" w:tentative="1">
+      <w:start w:val="1"/>
+      <w:numFmt w:val="bullet"/>
+      <w:lvlText w:val=""/>
+      <w:lvlJc w:val="left"/>
+      <w:pPr>
+        <w:tabs>
+          <w:tab w:val="num" w:pos="4320"/>
+        </w:tabs>
+        <w:ind w:left="4320" w:hanging="360"/>
+      </w:pPr>
+      <w:rPr>
+        <w:rFonts w:ascii="Wingdings" w:hAnsi="Wingdings" w:hint="default"/>
+        <w:sz w:val="20"/>
+      </w:rPr>
+    </w:lvl>
+    <w:lvl w:ilvl="6" w:tentative="1">
+      <w:start w:val="1"/>
+      <w:numFmt w:val="bullet"/>
+      <w:lvlText w:val=""/>
+      <w:lvlJc w:val="left"/>
+      <w:pPr>
+        <w:tabs>
+          <w:tab w:val="num" w:pos="5040"/>
+        </w:tabs>
+        <w:ind w:left="5040" w:hanging="360"/>
+      </w:pPr>
+      <w:rPr>
+        <w:rFonts w:ascii="Wingdings" w:hAnsi="Wingdings" w:hint="default"/>
+        <w:sz w:val="20"/>
+      </w:rPr>
+    </w:lvl>
+    <w:lvl w:ilvl="7" w:tentative="1">
+      <w:start w:val="1"/>
+      <w:numFmt w:val="bullet"/>
+      <w:lvlText w:val=""/>
+      <w:lvlJc w:val="left"/>
+      <w:pPr>
+        <w:tabs>
+          <w:tab w:val="num" w:pos="5760"/>
+        </w:tabs>
+        <w:ind w:left="5760" w:hanging="360"/>
+      </w:pPr>
+      <w:rPr>
+        <w:rFonts w:ascii="Wingdings" w:hAnsi="Wingdings" w:hint="default"/>
+        <w:sz w:val="20"/>
+      </w:rPr>
+    </w:lvl>
+    <w:lvl w:ilvl="8" w:tentative="1">
+      <w:start w:val="1"/>
+      <w:numFmt w:val="bullet"/>
+      <w:lvlText w:val=""/>
+      <w:lvlJc w:val="left"/>
+      <w:pPr>
+        <w:tabs>
+          <w:tab w:val="num" w:pos="6480"/>
+        </w:tabs>
+        <w:ind w:left="6480" w:hanging="360"/>
+      </w:pPr>
+      <w:rPr>
+        <w:rFonts w:ascii="Wingdings" w:hAnsi="Wingdings" w:hint="default"/>
+        <w:sz w:val="20"/>
+      </w:rPr>
+    </w:lvl>
+  </w:abstractNum>
+  <w:abstractNum w:abstractNumId="3" w15:restartNumberingAfterBreak="0">
+    <w:nsid w:val="1FDB5190"/>
+    <w:multiLevelType w:val="multilevel"/>
+    <w:tmpl w:val="974CAEF2"/>
+    <w:lvl w:ilvl="0">
+      <w:start w:val="1"/>
+      <w:numFmt w:val="bullet"/>
+      <w:lvlText w:val=""/>
+      <w:lvlJc w:val="left"/>
+      <w:pPr>
+        <w:tabs>
+          <w:tab w:val="num" w:pos="720"/>
+        </w:tabs>
+        <w:ind w:left="720" w:hanging="360"/>
+      </w:pPr>
+      <w:rPr>
+        <w:rFonts w:ascii="Symbol" w:hAnsi="Symbol" w:hint="default"/>
+        <w:sz w:val="20"/>
+      </w:rPr>
+    </w:lvl>
+    <w:lvl w:ilvl="1" w:tentative="1">
+      <w:start w:val="1"/>
+      <w:numFmt w:val="bullet"/>
+      <w:lvlText w:val="o"/>
+      <w:lvlJc w:val="left"/>
+      <w:pPr>
+        <w:tabs>
+          <w:tab w:val="num" w:pos="1440"/>
+        </w:tabs>
+        <w:ind w:left="1440" w:hanging="360"/>
+      </w:pPr>
+      <w:rPr>
+        <w:rFonts w:ascii="Courier New" w:hAnsi="Courier New" w:hint="default"/>
+        <w:sz w:val="20"/>
+      </w:rPr>
+    </w:lvl>
+    <w:lvl w:ilvl="2" w:tentative="1">
+      <w:start w:val="1"/>
+      <w:numFmt w:val="bullet"/>
+      <w:lvlText w:val=""/>
+      <w:lvlJc w:val="left"/>
+      <w:pPr>
+        <w:tabs>
+          <w:tab w:val="num" w:pos="2160"/>
+        </w:tabs>
+        <w:ind w:left="2160" w:hanging="360"/>
+      </w:pPr>
+      <w:rPr>
+        <w:rFonts w:ascii="Wingdings" w:hAnsi="Wingdings" w:hint="default"/>
+        <w:sz w:val="20"/>
+      </w:rPr>
+    </w:lvl>
+    <w:lvl w:ilvl="3" w:tentative="1">
+      <w:start w:val="1"/>
+      <w:numFmt w:val="bullet"/>
+      <w:lvlText w:val=""/>
+      <w:lvlJc w:val="left"/>
+      <w:pPr>
+        <w:tabs>
+          <w:tab w:val="num" w:pos="2880"/>
+        </w:tabs>
+        <w:ind w:left="2880" w:hanging="360"/>
+      </w:pPr>
+      <w:rPr>
+        <w:rFonts w:ascii="Wingdings" w:hAnsi="Wingdings" w:hint="default"/>
+        <w:sz w:val="20"/>
+      </w:rPr>
+    </w:lvl>
+    <w:lvl w:ilvl="4" w:tentative="1">
+      <w:start w:val="1"/>
+      <w:numFmt w:val="bullet"/>
+      <w:lvlText w:val=""/>
+      <w:lvlJc w:val="left"/>
+      <w:pPr>
+        <w:tabs>
+          <w:tab w:val="num" w:pos="3600"/>
+        </w:tabs>
+        <w:ind w:left="3600" w:hanging="360"/>
+      </w:pPr>
+      <w:rPr>
+        <w:rFonts w:ascii="Wingdings" w:hAnsi="Wingdings" w:hint="default"/>
+        <w:sz w:val="20"/>
+      </w:rPr>
+    </w:lvl>
+    <w:lvl w:ilvl="5" w:tentative="1">
+      <w:start w:val="1"/>
+      <w:numFmt w:val="bullet"/>
+      <w:lvlText w:val=""/>
+      <w:lvlJc w:val="left"/>
+      <w:pPr>
+        <w:tabs>
+          <w:tab w:val="num" w:pos="4320"/>
+        </w:tabs>
+        <w:ind w:left="4320" w:hanging="360"/>
+      </w:pPr>
+      <w:rPr>
+        <w:rFonts w:ascii="Wingdings" w:hAnsi="Wingdings" w:hint="default"/>
+        <w:sz w:val="20"/>
+      </w:rPr>
+    </w:lvl>
+    <w:lvl w:ilvl="6" w:tentative="1">
+      <w:start w:val="1"/>
+      <w:numFmt w:val="bullet"/>
+      <w:lvlText w:val=""/>
+      <w:lvlJc w:val="left"/>
+      <w:pPr>
+        <w:tabs>
+          <w:tab w:val="num" w:pos="5040"/>
+        </w:tabs>
+        <w:ind w:left="5040" w:hanging="360"/>
+      </w:pPr>
+      <w:rPr>
+        <w:rFonts w:ascii="Wingdings" w:hAnsi="Wingdings" w:hint="default"/>
+        <w:sz w:val="20"/>
+      </w:rPr>
+    </w:lvl>
+    <w:lvl w:ilvl="7" w:tentative="1">
+      <w:start w:val="1"/>
+      <w:numFmt w:val="bullet"/>
+      <w:lvlText w:val=""/>
+      <w:lvlJc w:val="left"/>
+      <w:pPr>
+        <w:tabs>
+          <w:tab w:val="num" w:pos="5760"/>
+        </w:tabs>
+        <w:ind w:left="5760" w:hanging="360"/>
+      </w:pPr>
+      <w:rPr>
+        <w:rFonts w:ascii="Wingdings" w:hAnsi="Wingdings" w:hint="default"/>
+        <w:sz w:val="20"/>
+      </w:rPr>
+    </w:lvl>
+    <w:lvl w:ilvl="8" w:tentative="1">
+      <w:start w:val="1"/>
+      <w:numFmt w:val="bullet"/>
+      <w:lvlText w:val=""/>
+      <w:lvlJc w:val="left"/>
+      <w:pPr>
+        <w:tabs>
+          <w:tab w:val="num" w:pos="6480"/>
+        </w:tabs>
+        <w:ind w:left="6480" w:hanging="360"/>
+      </w:pPr>
+      <w:rPr>
+        <w:rFonts w:ascii="Wingdings" w:hAnsi="Wingdings" w:hint="default"/>
+        <w:sz w:val="20"/>
+      </w:rPr>
+    </w:lvl>
+  </w:abstractNum>
+  <w:abstractNum w:abstractNumId="4" w15:restartNumberingAfterBreak="0">
+    <w:nsid w:val="21FC69C4"/>
+    <w:multiLevelType w:val="multilevel"/>
+    <w:tmpl w:val="B330DC16"/>
+    <w:lvl w:ilvl="0">
+      <w:start w:val="1"/>
+      <w:numFmt w:val="bullet"/>
+      <w:lvlText w:val=""/>
+      <w:lvlJc w:val="left"/>
+      <w:pPr>
+        <w:tabs>
+          <w:tab w:val="num" w:pos="720"/>
+        </w:tabs>
+        <w:ind w:left="720" w:hanging="360"/>
+      </w:pPr>
+      <w:rPr>
+        <w:rFonts w:ascii="Symbol" w:hAnsi="Symbol" w:hint="default"/>
+        <w:sz w:val="20"/>
+      </w:rPr>
+    </w:lvl>
+    <w:lvl w:ilvl="1" w:tentative="1">
+      <w:start w:val="1"/>
+      <w:numFmt w:val="bullet"/>
+      <w:lvlText w:val="o"/>
+      <w:lvlJc w:val="left"/>
+      <w:pPr>
+        <w:tabs>
+          <w:tab w:val="num" w:pos="1440"/>
+        </w:tabs>
+        <w:ind w:left="1440" w:hanging="360"/>
+      </w:pPr>
+      <w:rPr>
+        <w:rFonts w:ascii="Courier New" w:hAnsi="Courier New" w:hint="default"/>
+        <w:sz w:val="20"/>
+      </w:rPr>
+    </w:lvl>
+    <w:lvl w:ilvl="2" w:tentative="1">
+      <w:start w:val="1"/>
+      <w:numFmt w:val="bullet"/>
+      <w:lvlText w:val=""/>
+      <w:lvlJc w:val="left"/>
+      <w:pPr>
+        <w:tabs>
+          <w:tab w:val="num" w:pos="2160"/>
+        </w:tabs>
+        <w:ind w:left="2160" w:hanging="360"/>
+      </w:pPr>
+      <w:rPr>
+        <w:rFonts w:ascii="Wingdings" w:hAnsi="Wingdings" w:hint="default"/>
+        <w:sz w:val="20"/>
+      </w:rPr>
+    </w:lvl>
+    <w:lvl w:ilvl="3" w:tentative="1">
+      <w:start w:val="1"/>
+      <w:numFmt w:val="bullet"/>
+      <w:lvlText w:val=""/>
+      <w:lvlJc w:val="left"/>
+      <w:pPr>
+        <w:tabs>
+          <w:tab w:val="num" w:pos="2880"/>
+        </w:tabs>
+        <w:ind w:left="2880" w:hanging="360"/>
+      </w:pPr>
+      <w:rPr>
+        <w:rFonts w:ascii="Wingdings" w:hAnsi="Wingdings" w:hint="default"/>
+        <w:sz w:val="20"/>
+      </w:rPr>
+    </w:lvl>
+    <w:lvl w:ilvl="4" w:tentative="1">
+      <w:start w:val="1"/>
+      <w:numFmt w:val="bullet"/>
+      <w:lvlText w:val=""/>
+      <w:lvlJc w:val="left"/>
+      <w:pPr>
+        <w:tabs>
+          <w:tab w:val="num" w:pos="3600"/>
+        </w:tabs>
+        <w:ind w:left="3600" w:hanging="360"/>
+      </w:pPr>
+      <w:rPr>
+        <w:rFonts w:ascii="Wingdings" w:hAnsi="Wingdings" w:hint="default"/>
+        <w:sz w:val="20"/>
+      </w:rPr>
+    </w:lvl>
+    <w:lvl w:ilvl="5" w:tentative="1">
+      <w:start w:val="1"/>
+      <w:numFmt w:val="bullet"/>
+      <w:lvlText w:val=""/>
+      <w:lvlJc w:val="left"/>
+      <w:pPr>
+        <w:tabs>
+          <w:tab w:val="num" w:pos="4320"/>
+        </w:tabs>
+        <w:ind w:left="4320" w:hanging="360"/>
+      </w:pPr>
+      <w:rPr>
+        <w:rFonts w:ascii="Wingdings" w:hAnsi="Wingdings" w:hint="default"/>
+        <w:sz w:val="20"/>
+      </w:rPr>
+    </w:lvl>
+    <w:lvl w:ilvl="6" w:tentative="1">
+      <w:start w:val="1"/>
+      <w:numFmt w:val="bullet"/>
+      <w:lvlText w:val=""/>
+      <w:lvlJc w:val="left"/>
+      <w:pPr>
+        <w:tabs>
+          <w:tab w:val="num" w:pos="5040"/>
+        </w:tabs>
+        <w:ind w:left="5040" w:hanging="360"/>
+      </w:pPr>
+      <w:rPr>
+        <w:rFonts w:ascii="Wingdings" w:hAnsi="Wingdings" w:hint="default"/>
+        <w:sz w:val="20"/>
+      </w:rPr>
+    </w:lvl>
+    <w:lvl w:ilvl="7" w:tentative="1">
+      <w:start w:val="1"/>
+      <w:numFmt w:val="bullet"/>
+      <w:lvlText w:val=""/>
+      <w:lvlJc w:val="left"/>
+      <w:pPr>
+        <w:tabs>
+          <w:tab w:val="num" w:pos="5760"/>
+        </w:tabs>
+        <w:ind w:left="5760" w:hanging="360"/>
+      </w:pPr>
+      <w:rPr>
+        <w:rFonts w:ascii="Wingdings" w:hAnsi="Wingdings" w:hint="default"/>
+        <w:sz w:val="20"/>
+      </w:rPr>
+    </w:lvl>
+    <w:lvl w:ilvl="8" w:tentative="1">
+      <w:start w:val="1"/>
+      <w:numFmt w:val="bullet"/>
+      <w:lvlText w:val=""/>
+      <w:lvlJc w:val="left"/>
+      <w:pPr>
+        <w:tabs>
+          <w:tab w:val="num" w:pos="6480"/>
+        </w:tabs>
+        <w:ind w:left="6480" w:hanging="360"/>
+      </w:pPr>
+      <w:rPr>
+        <w:rFonts w:ascii="Wingdings" w:hAnsi="Wingdings" w:hint="default"/>
+        <w:sz w:val="20"/>
+      </w:rPr>
+    </w:lvl>
+  </w:abstractNum>
+  <w:abstractNum w:abstractNumId="5" w15:restartNumberingAfterBreak="0">
+    <w:nsid w:val="2CFE55E2"/>
+    <w:multiLevelType w:val="multilevel"/>
+    <w:tmpl w:val="1A7C543E"/>
+    <w:lvl w:ilvl="0">
+      <w:start w:val="1"/>
+      <w:numFmt w:val="bullet"/>
+      <w:lvlText w:val=""/>
+      <w:lvlJc w:val="left"/>
+      <w:pPr>
+        <w:tabs>
+          <w:tab w:val="num" w:pos="720"/>
+        </w:tabs>
+        <w:ind w:left="720" w:hanging="360"/>
+      </w:pPr>
+      <w:rPr>
+        <w:rFonts w:ascii="Symbol" w:hAnsi="Symbol" w:hint="default"/>
+        <w:sz w:val="20"/>
+      </w:rPr>
+    </w:lvl>
+    <w:lvl w:ilvl="1" w:tentative="1">
+      <w:start w:val="1"/>
+      <w:numFmt w:val="bullet"/>
+      <w:lvlText w:val="o"/>
+      <w:lvlJc w:val="left"/>
+      <w:pPr>
+        <w:tabs>
+          <w:tab w:val="num" w:pos="1440"/>
+        </w:tabs>
+        <w:ind w:left="1440" w:hanging="360"/>
+      </w:pPr>
+      <w:rPr>
+        <w:rFonts w:ascii="Courier New" w:hAnsi="Courier New" w:hint="default"/>
+        <w:sz w:val="20"/>
+      </w:rPr>
+    </w:lvl>
+    <w:lvl w:ilvl="2" w:tentative="1">
+      <w:start w:val="1"/>
+      <w:numFmt w:val="bullet"/>
+      <w:lvlText w:val=""/>
+      <w:lvlJc w:val="left"/>
+      <w:pPr>
+        <w:tabs>
+          <w:tab w:val="num" w:pos="2160"/>
+        </w:tabs>
+        <w:ind w:left="2160" w:hanging="360"/>
+      </w:pPr>
+      <w:rPr>
+        <w:rFonts w:ascii="Wingdings" w:hAnsi="Wingdings" w:hint="default"/>
+        <w:sz w:val="20"/>
+      </w:rPr>
+    </w:lvl>
+    <w:lvl w:ilvl="3" w:tentative="1">
+      <w:start w:val="1"/>
+      <w:numFmt w:val="bullet"/>
+      <w:lvlText w:val=""/>
+      <w:lvlJc w:val="left"/>
+      <w:pPr>
+        <w:tabs>
+          <w:tab w:val="num" w:pos="2880"/>
+        </w:tabs>
+        <w:ind w:left="2880" w:hanging="360"/>
+      </w:pPr>
+      <w:rPr>
+        <w:rFonts w:ascii="Wingdings" w:hAnsi="Wingdings" w:hint="default"/>
+        <w:sz w:val="20"/>
+      </w:rPr>
+    </w:lvl>
+    <w:lvl w:ilvl="4" w:tentative="1">
+      <w:start w:val="1"/>
+      <w:numFmt w:val="bullet"/>
+      <w:lvlText w:val=""/>
+      <w:lvlJc w:val="left"/>
+      <w:pPr>
+        <w:tabs>
+          <w:tab w:val="num" w:pos="3600"/>
+        </w:tabs>
+        <w:ind w:left="3600" w:hanging="360"/>
+      </w:pPr>
+      <w:rPr>
+        <w:rFonts w:ascii="Wingdings" w:hAnsi="Wingdings" w:hint="default"/>
+        <w:sz w:val="20"/>
+      </w:rPr>
+    </w:lvl>
+    <w:lvl w:ilvl="5" w:tentative="1">
+      <w:start w:val="1"/>
+      <w:numFmt w:val="bullet"/>
+      <w:lvlText w:val=""/>
+      <w:lvlJc w:val="left"/>
+      <w:pPr>
+        <w:tabs>
+          <w:tab w:val="num" w:pos="4320"/>
+        </w:tabs>
+        <w:ind w:left="4320" w:hanging="360"/>
+      </w:pPr>
+      <w:rPr>
+        <w:rFonts w:ascii="Wingdings" w:hAnsi="Wingdings" w:hint="default"/>
+        <w:sz w:val="20"/>
+      </w:rPr>
+    </w:lvl>
+    <w:lvl w:ilvl="6" w:tentative="1">
+      <w:start w:val="1"/>
+      <w:numFmt w:val="bullet"/>
+      <w:lvlText w:val=""/>
+      <w:lvlJc w:val="left"/>
+      <w:pPr>
+        <w:tabs>
+          <w:tab w:val="num" w:pos="5040"/>
+        </w:tabs>
+        <w:ind w:left="5040" w:hanging="360"/>
+      </w:pPr>
+      <w:rPr>
+        <w:rFonts w:ascii="Wingdings" w:hAnsi="Wingdings" w:hint="default"/>
+        <w:sz w:val="20"/>
+      </w:rPr>
+    </w:lvl>
+    <w:lvl w:ilvl="7" w:tentative="1">
+      <w:start w:val="1"/>
+      <w:numFmt w:val="bullet"/>
+      <w:lvlText w:val=""/>
+      <w:lvlJc w:val="left"/>
+      <w:pPr>
+        <w:tabs>
+          <w:tab w:val="num" w:pos="5760"/>
+        </w:tabs>
+        <w:ind w:left="5760" w:hanging="360"/>
+      </w:pPr>
+      <w:rPr>
+        <w:rFonts w:ascii="Wingdings" w:hAnsi="Wingdings" w:hint="default"/>
+        <w:sz w:val="20"/>
+      </w:rPr>
+    </w:lvl>
+    <w:lvl w:ilvl="8" w:tentative="1">
+      <w:start w:val="1"/>
+      <w:numFmt w:val="bullet"/>
+      <w:lvlText w:val=""/>
+      <w:lvlJc w:val="left"/>
+      <w:pPr>
+        <w:tabs>
+          <w:tab w:val="num" w:pos="6480"/>
+        </w:tabs>
+        <w:ind w:left="6480" w:hanging="360"/>
+      </w:pPr>
+      <w:rPr>
+        <w:rFonts w:ascii="Wingdings" w:hAnsi="Wingdings" w:hint="default"/>
+        <w:sz w:val="20"/>
+      </w:rPr>
+    </w:lvl>
+  </w:abstractNum>
+  <w:abstractNum w:abstractNumId="6" w15:restartNumberingAfterBreak="0">
+    <w:nsid w:val="32134CEA"/>
+    <w:multiLevelType w:val="multilevel"/>
+    <w:tmpl w:val="E97844F2"/>
+    <w:lvl w:ilvl="0">
+      <w:start w:val="1"/>
+      <w:numFmt w:val="bullet"/>
+      <w:lvlText w:val=""/>
+      <w:lvlJc w:val="left"/>
+      <w:pPr>
+        <w:tabs>
+          <w:tab w:val="num" w:pos="720"/>
+        </w:tabs>
+        <w:ind w:left="720" w:hanging="360"/>
+      </w:pPr>
+      <w:rPr>
+        <w:rFonts w:ascii="Symbol" w:hAnsi="Symbol" w:hint="default"/>
+        <w:sz w:val="20"/>
+      </w:rPr>
+    </w:lvl>
+    <w:lvl w:ilvl="1" w:tentative="1">
+      <w:start w:val="1"/>
+      <w:numFmt w:val="bullet"/>
+      <w:lvlText w:val="o"/>
+      <w:lvlJc w:val="left"/>
+      <w:pPr>
+        <w:tabs>
+          <w:tab w:val="num" w:pos="1440"/>
+        </w:tabs>
+        <w:ind w:left="1440" w:hanging="360"/>
+      </w:pPr>
+      <w:rPr>
+        <w:rFonts w:ascii="Courier New" w:hAnsi="Courier New" w:hint="default"/>
+        <w:sz w:val="20"/>
+      </w:rPr>
+    </w:lvl>
+    <w:lvl w:ilvl="2" w:tentative="1">
+      <w:start w:val="1"/>
+      <w:numFmt w:val="bullet"/>
+      <w:lvlText w:val=""/>
+      <w:lvlJc w:val="left"/>
+      <w:pPr>
+        <w:tabs>
+          <w:tab w:val="num" w:pos="2160"/>
+        </w:tabs>
+        <w:ind w:left="2160" w:hanging="360"/>
+      </w:pPr>
+      <w:rPr>
+        <w:rFonts w:ascii="Wingdings" w:hAnsi="Wingdings" w:hint="default"/>
+        <w:sz w:val="20"/>
+      </w:rPr>
+    </w:lvl>
+    <w:lvl w:ilvl="3" w:tentative="1">
+      <w:start w:val="1"/>
+      <w:numFmt w:val="bullet"/>
+      <w:lvlText w:val=""/>
+      <w:lvlJc w:val="left"/>
+      <w:pPr>
+        <w:tabs>
+          <w:tab w:val="num" w:pos="2880"/>
+        </w:tabs>
+        <w:ind w:left="2880" w:hanging="360"/>
+      </w:pPr>
+      <w:rPr>
+        <w:rFonts w:ascii="Wingdings" w:hAnsi="Wingdings" w:hint="default"/>
+        <w:sz w:val="20"/>
+      </w:rPr>
+    </w:lvl>
+    <w:lvl w:ilvl="4" w:tentative="1">
+      <w:start w:val="1"/>
+      <w:numFmt w:val="bullet"/>
+      <w:lvlText w:val=""/>
+      <w:lvlJc w:val="left"/>
+      <w:pPr>
+        <w:tabs>
+          <w:tab w:val="num" w:pos="3600"/>
+        </w:tabs>
+        <w:ind w:left="3600" w:hanging="360"/>
+      </w:pPr>
+      <w:rPr>
+        <w:rFonts w:ascii="Wingdings" w:hAnsi="Wingdings" w:hint="default"/>
+        <w:sz w:val="20"/>
+      </w:rPr>
+    </w:lvl>
+    <w:lvl w:ilvl="5" w:tentative="1">
+      <w:start w:val="1"/>
+      <w:numFmt w:val="bullet"/>
+      <w:lvlText w:val=""/>
+      <w:lvlJc w:val="left"/>
+      <w:pPr>
+        <w:tabs>
+          <w:tab w:val="num" w:pos="4320"/>
+        </w:tabs>
+        <w:ind w:left="4320" w:hanging="360"/>
+      </w:pPr>
+      <w:rPr>
+        <w:rFonts w:ascii="Wingdings" w:hAnsi="Wingdings" w:hint="default"/>
+        <w:sz w:val="20"/>
+      </w:rPr>
+    </w:lvl>
+    <w:lvl w:ilvl="6" w:tentative="1">
+      <w:start w:val="1"/>
+      <w:numFmt w:val="bullet"/>
+      <w:lvlText w:val=""/>
+      <w:lvlJc w:val="left"/>
+      <w:pPr>
+        <w:tabs>
+          <w:tab w:val="num" w:pos="5040"/>
+        </w:tabs>
+        <w:ind w:left="5040" w:hanging="360"/>
+      </w:pPr>
+      <w:rPr>
+        <w:rFonts w:ascii="Wingdings" w:hAnsi="Wingdings" w:hint="default"/>
+        <w:sz w:val="20"/>
+      </w:rPr>
+    </w:lvl>
+    <w:lvl w:ilvl="7" w:tentative="1">
+      <w:start w:val="1"/>
+      <w:numFmt w:val="bullet"/>
+      <w:lvlText w:val=""/>
+      <w:lvlJc w:val="left"/>
+      <w:pPr>
+        <w:tabs>
+          <w:tab w:val="num" w:pos="5760"/>
+        </w:tabs>
+        <w:ind w:left="5760" w:hanging="360"/>
+      </w:pPr>
+      <w:rPr>
+        <w:rFonts w:ascii="Wingdings" w:hAnsi="Wingdings" w:hint="default"/>
+        <w:sz w:val="20"/>
+      </w:rPr>
+    </w:lvl>
+    <w:lvl w:ilvl="8" w:tentative="1">
+      <w:start w:val="1"/>
+      <w:numFmt w:val="bullet"/>
+      <w:lvlText w:val=""/>
+      <w:lvlJc w:val="left"/>
+      <w:pPr>
+        <w:tabs>
+          <w:tab w:val="num" w:pos="6480"/>
+        </w:tabs>
+        <w:ind w:left="6480" w:hanging="360"/>
+      </w:pPr>
+      <w:rPr>
+        <w:rFonts w:ascii="Wingdings" w:hAnsi="Wingdings" w:hint="default"/>
+        <w:sz w:val="20"/>
+      </w:rPr>
+    </w:lvl>
+  </w:abstractNum>
+  <w:abstractNum w:abstractNumId="7" w15:restartNumberingAfterBreak="0">
+    <w:nsid w:val="3B1A203C"/>
+    <w:multiLevelType w:val="multilevel"/>
+    <w:tmpl w:val="B4409A9C"/>
+    <w:lvl w:ilvl="0">
+      <w:start w:val="1"/>
+      <w:numFmt w:val="bullet"/>
+      <w:lvlText w:val=""/>
+      <w:lvlJc w:val="left"/>
+      <w:pPr>
+        <w:tabs>
+          <w:tab w:val="num" w:pos="720"/>
+        </w:tabs>
+        <w:ind w:left="720" w:hanging="360"/>
+      </w:pPr>
+      <w:rPr>
+        <w:rFonts w:ascii="Symbol" w:hAnsi="Symbol" w:hint="default"/>
+        <w:sz w:val="20"/>
+      </w:rPr>
+    </w:lvl>
+    <w:lvl w:ilvl="1" w:tentative="1">
+      <w:start w:val="1"/>
+      <w:numFmt w:val="bullet"/>
+      <w:lvlText w:val="o"/>
+      <w:lvlJc w:val="left"/>
+      <w:pPr>
+        <w:tabs>
+          <w:tab w:val="num" w:pos="1440"/>
+        </w:tabs>
+        <w:ind w:left="1440" w:hanging="360"/>
+      </w:pPr>
+      <w:rPr>
+        <w:rFonts w:ascii="Courier New" w:hAnsi="Courier New" w:hint="default"/>
+        <w:sz w:val="20"/>
+      </w:rPr>
+    </w:lvl>
+    <w:lvl w:ilvl="2" w:tentative="1">
+      <w:start w:val="1"/>
+      <w:numFmt w:val="bullet"/>
+      <w:lvlText w:val=""/>
+      <w:lvlJc w:val="left"/>
+      <w:pPr>
+        <w:tabs>
+          <w:tab w:val="num" w:pos="2160"/>
+        </w:tabs>
+        <w:ind w:left="2160" w:hanging="360"/>
+      </w:pPr>
+      <w:rPr>
+        <w:rFonts w:ascii="Wingdings" w:hAnsi="Wingdings" w:hint="default"/>
+        <w:sz w:val="20"/>
+      </w:rPr>
+    </w:lvl>
+    <w:lvl w:ilvl="3" w:tentative="1">
+      <w:start w:val="1"/>
+      <w:numFmt w:val="bullet"/>
+      <w:lvlText w:val=""/>
+      <w:lvlJc w:val="left"/>
+      <w:pPr>
+        <w:tabs>
+          <w:tab w:val="num" w:pos="2880"/>
+        </w:tabs>
+        <w:ind w:left="2880" w:hanging="360"/>
+      </w:pPr>
+      <w:rPr>
+        <w:rFonts w:ascii="Wingdings" w:hAnsi="Wingdings" w:hint="default"/>
+        <w:sz w:val="20"/>
+      </w:rPr>
+    </w:lvl>
+    <w:lvl w:ilvl="4" w:tentative="1">
+      <w:start w:val="1"/>
+      <w:numFmt w:val="bullet"/>
+      <w:lvlText w:val=""/>
+      <w:lvlJc w:val="left"/>
+      <w:pPr>
+        <w:tabs>
+          <w:tab w:val="num" w:pos="3600"/>
+        </w:tabs>
+        <w:ind w:left="3600" w:hanging="360"/>
+      </w:pPr>
+      <w:rPr>
+        <w:rFonts w:ascii="Wingdings" w:hAnsi="Wingdings" w:hint="default"/>
+        <w:sz w:val="20"/>
+      </w:rPr>
+    </w:lvl>
+    <w:lvl w:ilvl="5" w:tentative="1">
+      <w:start w:val="1"/>
+      <w:numFmt w:val="bullet"/>
+      <w:lvlText w:val=""/>
+      <w:lvlJc w:val="left"/>
+      <w:pPr>
+        <w:tabs>
+          <w:tab w:val="num" w:pos="4320"/>
+        </w:tabs>
+        <w:ind w:left="4320" w:hanging="360"/>
+      </w:pPr>
+      <w:rPr>
+        <w:rFonts w:ascii="Wingdings" w:hAnsi="Wingdings" w:hint="default"/>
+        <w:sz w:val="20"/>
+      </w:rPr>
+    </w:lvl>
+    <w:lvl w:ilvl="6" w:tentative="1">
+      <w:start w:val="1"/>
+      <w:numFmt w:val="bullet"/>
+      <w:lvlText w:val=""/>
+      <w:lvlJc w:val="left"/>
+      <w:pPr>
+        <w:tabs>
+          <w:tab w:val="num" w:pos="5040"/>
+        </w:tabs>
+        <w:ind w:left="5040" w:hanging="360"/>
+      </w:pPr>
+      <w:rPr>
+        <w:rFonts w:ascii="Wingdings" w:hAnsi="Wingdings" w:hint="default"/>
+        <w:sz w:val="20"/>
+      </w:rPr>
+    </w:lvl>
+    <w:lvl w:ilvl="7" w:tentative="1">
+      <w:start w:val="1"/>
+      <w:numFmt w:val="bullet"/>
+      <w:lvlText w:val=""/>
+      <w:lvlJc w:val="left"/>
+      <w:pPr>
+        <w:tabs>
+          <w:tab w:val="num" w:pos="5760"/>
+        </w:tabs>
+        <w:ind w:left="5760" w:hanging="360"/>
+      </w:pPr>
+      <w:rPr>
+        <w:rFonts w:ascii="Wingdings" w:hAnsi="Wingdings" w:hint="default"/>
+        <w:sz w:val="20"/>
+      </w:rPr>
+    </w:lvl>
+    <w:lvl w:ilvl="8" w:tentative="1">
+      <w:start w:val="1"/>
+      <w:numFmt w:val="bullet"/>
+      <w:lvlText w:val=""/>
+      <w:lvlJc w:val="left"/>
+      <w:pPr>
+        <w:tabs>
+          <w:tab w:val="num" w:pos="6480"/>
+        </w:tabs>
+        <w:ind w:left="6480" w:hanging="360"/>
+      </w:pPr>
+      <w:rPr>
+        <w:rFonts w:ascii="Wingdings" w:hAnsi="Wingdings" w:hint="default"/>
+        <w:sz w:val="20"/>
+      </w:rPr>
+    </w:lvl>
+  </w:abstractNum>
+  <w:abstractNum w:abstractNumId="8" w15:restartNumberingAfterBreak="0">
+    <w:nsid w:val="501E56EB"/>
+    <w:multiLevelType w:val="multilevel"/>
+    <w:tmpl w:val="5704996E"/>
+    <w:lvl w:ilvl="0">
+      <w:start w:val="1"/>
+      <w:numFmt w:val="bullet"/>
+      <w:lvlText w:val=""/>
+      <w:lvlJc w:val="left"/>
+      <w:pPr>
+        <w:tabs>
+          <w:tab w:val="num" w:pos="720"/>
+        </w:tabs>
+        <w:ind w:left="720" w:hanging="360"/>
+      </w:pPr>
+      <w:rPr>
+        <w:rFonts w:ascii="Symbol" w:hAnsi="Symbol" w:hint="default"/>
+        <w:sz w:val="20"/>
+      </w:rPr>
+    </w:lvl>
+    <w:lvl w:ilvl="1" w:tentative="1">
+      <w:start w:val="1"/>
+      <w:numFmt w:val="bullet"/>
+      <w:lvlText w:val="o"/>
+      <w:lvlJc w:val="left"/>
+      <w:pPr>
+        <w:tabs>
+          <w:tab w:val="num" w:pos="1440"/>
+        </w:tabs>
+        <w:ind w:left="1440" w:hanging="360"/>
+      </w:pPr>
+      <w:rPr>
+        <w:rFonts w:ascii="Courier New" w:hAnsi="Courier New" w:hint="default"/>
+        <w:sz w:val="20"/>
+      </w:rPr>
+    </w:lvl>
+    <w:lvl w:ilvl="2" w:tentative="1">
+      <w:start w:val="1"/>
+      <w:numFmt w:val="bullet"/>
+      <w:lvlText w:val=""/>
+      <w:lvlJc w:val="left"/>
+      <w:pPr>
+        <w:tabs>
+          <w:tab w:val="num" w:pos="2160"/>
+        </w:tabs>
+        <w:ind w:left="2160" w:hanging="360"/>
+      </w:pPr>
+      <w:rPr>
+        <w:rFonts w:ascii="Wingdings" w:hAnsi="Wingdings" w:hint="default"/>
+        <w:sz w:val="20"/>
+      </w:rPr>
+    </w:lvl>
+    <w:lvl w:ilvl="3" w:tentative="1">
+      <w:start w:val="1"/>
+      <w:numFmt w:val="bullet"/>
+      <w:lvlText w:val=""/>
+      <w:lvlJc w:val="left"/>
+      <w:pPr>
+        <w:tabs>
+          <w:tab w:val="num" w:pos="2880"/>
+        </w:tabs>
+        <w:ind w:left="2880" w:hanging="360"/>
+      </w:pPr>
+      <w:rPr>
+        <w:rFonts w:ascii="Wingdings" w:hAnsi="Wingdings" w:hint="default"/>
+        <w:sz w:val="20"/>
+      </w:rPr>
+    </w:lvl>
+    <w:lvl w:ilvl="4" w:tentative="1">
+      <w:start w:val="1"/>
+      <w:numFmt w:val="bullet"/>
+      <w:lvlText w:val=""/>
+      <w:lvlJc w:val="left"/>
+      <w:pPr>
+        <w:tabs>
+          <w:tab w:val="num" w:pos="3600"/>
+        </w:tabs>
+        <w:ind w:left="3600" w:hanging="360"/>
+      </w:pPr>
+      <w:rPr>
+        <w:rFonts w:ascii="Wingdings" w:hAnsi="Wingdings" w:hint="default"/>
+        <w:sz w:val="20"/>
+      </w:rPr>
+    </w:lvl>
+    <w:lvl w:ilvl="5" w:tentative="1">
+      <w:start w:val="1"/>
+      <w:numFmt w:val="bullet"/>
+      <w:lvlText w:val=""/>
+      <w:lvlJc w:val="left"/>
+      <w:pPr>
+        <w:tabs>
+          <w:tab w:val="num" w:pos="4320"/>
+        </w:tabs>
+        <w:ind w:left="4320" w:hanging="360"/>
+      </w:pPr>
+      <w:rPr>
+        <w:rFonts w:ascii="Wingdings" w:hAnsi="Wingdings" w:hint="default"/>
+        <w:sz w:val="20"/>
+      </w:rPr>
+    </w:lvl>
+    <w:lvl w:ilvl="6" w:tentative="1">
+      <w:start w:val="1"/>
+      <w:numFmt w:val="bullet"/>
+      <w:lvlText w:val=""/>
+      <w:lvlJc w:val="left"/>
+      <w:pPr>
+        <w:tabs>
+          <w:tab w:val="num" w:pos="5040"/>
+        </w:tabs>
+        <w:ind w:left="5040" w:hanging="360"/>
+      </w:pPr>
+      <w:rPr>
+        <w:rFonts w:ascii="Wingdings" w:hAnsi="Wingdings" w:hint="default"/>
+        <w:sz w:val="20"/>
+      </w:rPr>
+    </w:lvl>
+    <w:lvl w:ilvl="7" w:tentative="1">
+      <w:start w:val="1"/>
+      <w:numFmt w:val="bullet"/>
+      <w:lvlText w:val=""/>
+      <w:lvlJc w:val="left"/>
+      <w:pPr>
+        <w:tabs>
+          <w:tab w:val="num" w:pos="5760"/>
+        </w:tabs>
+        <w:ind w:left="5760" w:hanging="360"/>
+      </w:pPr>
+      <w:rPr>
+        <w:rFonts w:ascii="Wingdings" w:hAnsi="Wingdings" w:hint="default"/>
+        <w:sz w:val="20"/>
+      </w:rPr>
+    </w:lvl>
+    <w:lvl w:ilvl="8" w:tentative="1">
+      <w:start w:val="1"/>
+      <w:numFmt w:val="bullet"/>
+      <w:lvlText w:val=""/>
+      <w:lvlJc w:val="left"/>
+      <w:pPr>
+        <w:tabs>
+          <w:tab w:val="num" w:pos="6480"/>
+        </w:tabs>
+        <w:ind w:left="6480" w:hanging="360"/>
+      </w:pPr>
+      <w:rPr>
+        <w:rFonts w:ascii="Wingdings" w:hAnsi="Wingdings" w:hint="default"/>
+        <w:sz w:val="20"/>
+      </w:rPr>
+    </w:lvl>
+  </w:abstractNum>
+  <w:abstractNum w:abstractNumId="9" w15:restartNumberingAfterBreak="0">
+    <w:nsid w:val="5F9F3341"/>
+    <w:multiLevelType w:val="multilevel"/>
+    <w:tmpl w:val="E4B6AA26"/>
+    <w:lvl w:ilvl="0">
+      <w:start w:val="1"/>
+      <w:numFmt w:val="bullet"/>
+      <w:lvlText w:val=""/>
+      <w:lvlJc w:val="left"/>
+      <w:pPr>
+        <w:tabs>
+          <w:tab w:val="num" w:pos="720"/>
+        </w:tabs>
+        <w:ind w:left="720" w:hanging="360"/>
+      </w:pPr>
+      <w:rPr>
+        <w:rFonts w:ascii="Symbol" w:hAnsi="Symbol" w:hint="default"/>
+        <w:sz w:val="20"/>
+      </w:rPr>
+    </w:lvl>
+    <w:lvl w:ilvl="1" w:tentative="1">
+      <w:start w:val="1"/>
+      <w:numFmt w:val="bullet"/>
+      <w:lvlText w:val="o"/>
+      <w:lvlJc w:val="left"/>
+      <w:pPr>
+        <w:tabs>
+          <w:tab w:val="num" w:pos="1440"/>
+        </w:tabs>
+        <w:ind w:left="1440" w:hanging="360"/>
+      </w:pPr>
+      <w:rPr>
+        <w:rFonts w:ascii="Courier New" w:hAnsi="Courier New" w:hint="default"/>
+        <w:sz w:val="20"/>
+      </w:rPr>
+    </w:lvl>
+    <w:lvl w:ilvl="2" w:tentative="1">
+      <w:start w:val="1"/>
+      <w:numFmt w:val="bullet"/>
+      <w:lvlText w:val=""/>
+      <w:lvlJc w:val="left"/>
+      <w:pPr>
+        <w:tabs>
+          <w:tab w:val="num" w:pos="2160"/>
+        </w:tabs>
+        <w:ind w:left="2160" w:hanging="360"/>
+      </w:pPr>
+      <w:rPr>
+        <w:rFonts w:ascii="Wingdings" w:hAnsi="Wingdings" w:hint="default"/>
+        <w:sz w:val="20"/>
+      </w:rPr>
+    </w:lvl>
+    <w:lvl w:ilvl="3" w:tentative="1">
+      <w:start w:val="1"/>
+      <w:numFmt w:val="bullet"/>
+      <w:lvlText w:val=""/>
+      <w:lvlJc w:val="left"/>
+      <w:pPr>
+        <w:tabs>
+          <w:tab w:val="num" w:pos="2880"/>
+        </w:tabs>
+        <w:ind w:left="2880" w:hanging="360"/>
+      </w:pPr>
+      <w:rPr>
+        <w:rFonts w:ascii="Wingdings" w:hAnsi="Wingdings" w:hint="default"/>
+        <w:sz w:val="20"/>
+      </w:rPr>
+    </w:lvl>
+    <w:lvl w:ilvl="4" w:tentative="1">
+      <w:start w:val="1"/>
+      <w:numFmt w:val="bullet"/>
+      <w:lvlText w:val=""/>
+      <w:lvlJc w:val="left"/>
+      <w:pPr>
+        <w:tabs>
+          <w:tab w:val="num" w:pos="3600"/>
+        </w:tabs>
+        <w:ind w:left="3600" w:hanging="360"/>
+      </w:pPr>
+      <w:rPr>
+        <w:rFonts w:ascii="Wingdings" w:hAnsi="Wingdings" w:hint="default"/>
+        <w:sz w:val="20"/>
+      </w:rPr>
+    </w:lvl>
+    <w:lvl w:ilvl="5" w:tentative="1">
+      <w:start w:val="1"/>
+      <w:numFmt w:val="bullet"/>
+      <w:lvlText w:val=""/>
+      <w:lvlJc w:val="left"/>
+      <w:pPr>
+        <w:tabs>
+          <w:tab w:val="num" w:pos="4320"/>
+        </w:tabs>
+        <w:ind w:left="4320" w:hanging="360"/>
+      </w:pPr>
+      <w:rPr>
+        <w:rFonts w:ascii="Wingdings" w:hAnsi="Wingdings" w:hint="default"/>
+        <w:sz w:val="20"/>
+      </w:rPr>
+    </w:lvl>
+    <w:lvl w:ilvl="6" w:tentative="1">
+      <w:start w:val="1"/>
+      <w:numFmt w:val="bullet"/>
+      <w:lvlText w:val=""/>
+      <w:lvlJc w:val="left"/>
+      <w:pPr>
+        <w:tabs>
+          <w:tab w:val="num" w:pos="5040"/>
+        </w:tabs>
+        <w:ind w:left="5040" w:hanging="360"/>
+      </w:pPr>
+      <w:rPr>
+        <w:rFonts w:ascii="Wingdings" w:hAnsi="Wingdings" w:hint="default"/>
+        <w:sz w:val="20"/>
+      </w:rPr>
+    </w:lvl>
+    <w:lvl w:ilvl="7" w:tentative="1">
+      <w:start w:val="1"/>
+      <w:numFmt w:val="bullet"/>
+      <w:lvlText w:val=""/>
+      <w:lvlJc w:val="left"/>
+      <w:pPr>
+        <w:tabs>
+          <w:tab w:val="num" w:pos="5760"/>
+        </w:tabs>
+        <w:ind w:left="5760" w:hanging="360"/>
+      </w:pPr>
+      <w:rPr>
+        <w:rFonts w:ascii="Wingdings" w:hAnsi="Wingdings" w:hint="default"/>
+        <w:sz w:val="20"/>
+      </w:rPr>
+    </w:lvl>
+    <w:lvl w:ilvl="8" w:tentative="1">
+      <w:start w:val="1"/>
+      <w:numFmt w:val="bullet"/>
+      <w:lvlText w:val=""/>
+      <w:lvlJc w:val="left"/>
+      <w:pPr>
+        <w:tabs>
+          <w:tab w:val="num" w:pos="6480"/>
+        </w:tabs>
+        <w:ind w:left="6480" w:hanging="360"/>
+      </w:pPr>
+      <w:rPr>
+        <w:rFonts w:ascii="Wingdings" w:hAnsi="Wingdings" w:hint="default"/>
+        <w:sz w:val="20"/>
+      </w:rPr>
+    </w:lvl>
+  </w:abstractNum>
+  <w:abstractNum w:abstractNumId="10" w15:restartNumberingAfterBreak="0">
+    <w:nsid w:val="60D80E71"/>
+    <w:multiLevelType w:val="multilevel"/>
+    <w:tmpl w:val="725E08B4"/>
+    <w:lvl w:ilvl="0">
+      <w:start w:val="1"/>
+      <w:numFmt w:val="bullet"/>
+      <w:lvlText w:val=""/>
+      <w:lvlJc w:val="left"/>
+      <w:pPr>
+        <w:tabs>
+          <w:tab w:val="num" w:pos="720"/>
+        </w:tabs>
+        <w:ind w:left="720" w:hanging="360"/>
+      </w:pPr>
+      <w:rPr>
+        <w:rFonts w:ascii="Symbol" w:hAnsi="Symbol" w:hint="default"/>
+        <w:sz w:val="20"/>
+      </w:rPr>
+    </w:lvl>
+    <w:lvl w:ilvl="1" w:tentative="1">
+      <w:start w:val="1"/>
+      <w:numFmt w:val="bullet"/>
+      <w:lvlText w:val="o"/>
+      <w:lvlJc w:val="left"/>
+      <w:pPr>
+        <w:tabs>
+          <w:tab w:val="num" w:pos="1440"/>
+        </w:tabs>
+        <w:ind w:left="1440" w:hanging="360"/>
+      </w:pPr>
+      <w:rPr>
+        <w:rFonts w:ascii="Courier New" w:hAnsi="Courier New" w:hint="default"/>
+        <w:sz w:val="20"/>
+      </w:rPr>
+    </w:lvl>
+    <w:lvl w:ilvl="2" w:tentative="1">
+      <w:start w:val="1"/>
+      <w:numFmt w:val="bullet"/>
+      <w:lvlText w:val=""/>
+      <w:lvlJc w:val="left"/>
+      <w:pPr>
+        <w:tabs>
+          <w:tab w:val="num" w:pos="2160"/>
+        </w:tabs>
+        <w:ind w:left="2160" w:hanging="360"/>
+      </w:pPr>
+      <w:rPr>
+        <w:rFonts w:ascii="Wingdings" w:hAnsi="Wingdings" w:hint="default"/>
+        <w:sz w:val="20"/>
+      </w:rPr>
+    </w:lvl>
+    <w:lvl w:ilvl="3" w:tentative="1">
+      <w:start w:val="1"/>
+      <w:numFmt w:val="bullet"/>
+      <w:lvlText w:val=""/>
+      <w:lvlJc w:val="left"/>
+      <w:pPr>
+        <w:tabs>
+          <w:tab w:val="num" w:pos="2880"/>
+        </w:tabs>
+        <w:ind w:left="2880" w:hanging="360"/>
+      </w:pPr>
+      <w:rPr>
+        <w:rFonts w:ascii="Wingdings" w:hAnsi="Wingdings" w:hint="default"/>
+        <w:sz w:val="20"/>
+      </w:rPr>
+    </w:lvl>
+    <w:lvl w:ilvl="4" w:tentative="1">
+      <w:start w:val="1"/>
+      <w:numFmt w:val="bullet"/>
+      <w:lvlText w:val=""/>
+      <w:lvlJc w:val="left"/>
+      <w:pPr>
+        <w:tabs>
+          <w:tab w:val="num" w:pos="3600"/>
+        </w:tabs>
+        <w:ind w:left="3600" w:hanging="360"/>
+      </w:pPr>
+      <w:rPr>
+        <w:rFonts w:ascii="Wingdings" w:hAnsi="Wingdings" w:hint="default"/>
+        <w:sz w:val="20"/>
+      </w:rPr>
+    </w:lvl>
+    <w:lvl w:ilvl="5" w:tentative="1">
+      <w:start w:val="1"/>
+      <w:numFmt w:val="bullet"/>
+      <w:lvlText w:val=""/>
+      <w:lvlJc w:val="left"/>
+      <w:pPr>
+        <w:tabs>
+          <w:tab w:val="num" w:pos="4320"/>
+        </w:tabs>
+        <w:ind w:left="4320" w:hanging="360"/>
+      </w:pPr>
+      <w:rPr>
+        <w:rFonts w:ascii="Wingdings" w:hAnsi="Wingdings" w:hint="default"/>
+        <w:sz w:val="20"/>
+      </w:rPr>
+    </w:lvl>
+    <w:lvl w:ilvl="6" w:tentative="1">
+      <w:start w:val="1"/>
+      <w:numFmt w:val="bullet"/>
+      <w:lvlText w:val=""/>
+      <w:lvlJc w:val="left"/>
+      <w:pPr>
+        <w:tabs>
+          <w:tab w:val="num" w:pos="5040"/>
+        </w:tabs>
+        <w:ind w:left="5040" w:hanging="360"/>
+      </w:pPr>
+      <w:rPr>
+        <w:rFonts w:ascii="Wingdings" w:hAnsi="Wingdings" w:hint="default"/>
+        <w:sz w:val="20"/>
+      </w:rPr>
+    </w:lvl>
+    <w:lvl w:ilvl="7" w:tentative="1">
+      <w:start w:val="1"/>
+      <w:numFmt w:val="bullet"/>
+      <w:lvlText w:val=""/>
+      <w:lvlJc w:val="left"/>
+      <w:pPr>
+        <w:tabs>
+          <w:tab w:val="num" w:pos="5760"/>
+        </w:tabs>
+        <w:ind w:left="5760" w:hanging="360"/>
+      </w:pPr>
+      <w:rPr>
+        <w:rFonts w:ascii="Wingdings" w:hAnsi="Wingdings" w:hint="default"/>
+        <w:sz w:val="20"/>
+      </w:rPr>
+    </w:lvl>
+    <w:lvl w:ilvl="8" w:tentative="1">
+      <w:start w:val="1"/>
+      <w:numFmt w:val="bullet"/>
+      <w:lvlText w:val=""/>
+      <w:lvlJc w:val="left"/>
+      <w:pPr>
+        <w:tabs>
+          <w:tab w:val="num" w:pos="6480"/>
+        </w:tabs>
+        <w:ind w:left="6480" w:hanging="360"/>
+      </w:pPr>
+      <w:rPr>
+        <w:rFonts w:ascii="Wingdings" w:hAnsi="Wingdings" w:hint="default"/>
+        <w:sz w:val="20"/>
+      </w:rPr>
+    </w:lvl>
+  </w:abstractNum>
+  <w:abstractNum w:abstractNumId="11" w15:restartNumberingAfterBreak="0">
+    <w:nsid w:val="74F078E2"/>
+    <w:multiLevelType w:val="multilevel"/>
+    <w:tmpl w:val="6F3817C2"/>
+    <w:lvl w:ilvl="0">
+      <w:start w:val="1"/>
+      <w:numFmt w:val="bullet"/>
+      <w:lvlText w:val=""/>
+      <w:lvlJc w:val="left"/>
+      <w:pPr>
+        <w:tabs>
+          <w:tab w:val="num" w:pos="720"/>
+        </w:tabs>
+        <w:ind w:left="720" w:hanging="360"/>
+      </w:pPr>
+      <w:rPr>
+        <w:rFonts w:ascii="Symbol" w:hAnsi="Symbol" w:hint="default"/>
+        <w:sz w:val="20"/>
+      </w:rPr>
+    </w:lvl>
+    <w:lvl w:ilvl="1">
+      <w:start w:val="1"/>
+      <w:numFmt w:val="bullet"/>
+      <w:lvlText w:val="o"/>
+      <w:lvlJc w:val="left"/>
+      <w:pPr>
+        <w:tabs>
+          <w:tab w:val="num" w:pos="1440"/>
+        </w:tabs>
+        <w:ind w:left="1440" w:hanging="360"/>
+      </w:pPr>
+      <w:rPr>
+        <w:rFonts w:ascii="Courier New" w:hAnsi="Courier New" w:hint="default"/>
+        <w:sz w:val="20"/>
+      </w:rPr>
+    </w:lvl>
+    <w:lvl w:ilvl="2" w:tentative="1">
+      <w:start w:val="1"/>
+      <w:numFmt w:val="bullet"/>
+      <w:lvlText w:val=""/>
+      <w:lvlJc w:val="left"/>
+      <w:pPr>
+        <w:tabs>
+          <w:tab w:val="num" w:pos="2160"/>
+        </w:tabs>
+        <w:ind w:left="2160" w:hanging="360"/>
+      </w:pPr>
+      <w:rPr>
+        <w:rFonts w:ascii="Wingdings" w:hAnsi="Wingdings" w:hint="default"/>
+        <w:sz w:val="20"/>
+      </w:rPr>
+    </w:lvl>
+    <w:lvl w:ilvl="3" w:tentative="1">
+      <w:start w:val="1"/>
+      <w:numFmt w:val="bullet"/>
+      <w:lvlText w:val=""/>
+      <w:lvlJc w:val="left"/>
+      <w:pPr>
+        <w:tabs>
+          <w:tab w:val="num" w:pos="2880"/>
+        </w:tabs>
+        <w:ind w:left="2880" w:hanging="360"/>
+      </w:pPr>
+      <w:rPr>
+        <w:rFonts w:ascii="Wingdings" w:hAnsi="Wingdings" w:hint="default"/>
+        <w:sz w:val="20"/>
+      </w:rPr>
+    </w:lvl>
+    <w:lvl w:ilvl="4" w:tentative="1">
+      <w:start w:val="1"/>
+      <w:numFmt w:val="bullet"/>
+      <w:lvlText w:val=""/>
+      <w:lvlJc w:val="left"/>
+      <w:pPr>
+        <w:tabs>
+          <w:tab w:val="num" w:pos="3600"/>
+        </w:tabs>
+        <w:ind w:left="3600" w:hanging="360"/>
+      </w:pPr>
+      <w:rPr>
+        <w:rFonts w:ascii="Wingdings" w:hAnsi="Wingdings" w:hint="default"/>
+        <w:sz w:val="20"/>
+      </w:rPr>
+    </w:lvl>
+    <w:lvl w:ilvl="5" w:tentative="1">
+      <w:start w:val="1"/>
+      <w:numFmt w:val="bullet"/>
+      <w:lvlText w:val=""/>
+      <w:lvlJc w:val="left"/>
+      <w:pPr>
+        <w:tabs>
+          <w:tab w:val="num" w:pos="4320"/>
+        </w:tabs>
+        <w:ind w:left="4320" w:hanging="360"/>
+      </w:pPr>
+      <w:rPr>
+        <w:rFonts w:ascii="Wingdings" w:hAnsi="Wingdings" w:hint="default"/>
+        <w:sz w:val="20"/>
+      </w:rPr>
+    </w:lvl>
+    <w:lvl w:ilvl="6" w:tentative="1">
+      <w:start w:val="1"/>
+      <w:numFmt w:val="bullet"/>
+      <w:lvlText w:val=""/>
+      <w:lvlJc w:val="left"/>
+      <w:pPr>
+        <w:tabs>
+          <w:tab w:val="num" w:pos="5040"/>
+        </w:tabs>
+        <w:ind w:left="5040" w:hanging="360"/>
+      </w:pPr>
+      <w:rPr>
+        <w:rFonts w:ascii="Wingdings" w:hAnsi="Wingdings" w:hint="default"/>
+        <w:sz w:val="20"/>
+      </w:rPr>
+    </w:lvl>
+    <w:lvl w:ilvl="7" w:tentative="1">
+      <w:start w:val="1"/>
+      <w:numFmt w:val="bullet"/>
+      <w:lvlText w:val=""/>
+      <w:lvlJc w:val="left"/>
+      <w:pPr>
+        <w:tabs>
+          <w:tab w:val="num" w:pos="5760"/>
+        </w:tabs>
+        <w:ind w:left="5760" w:hanging="360"/>
+      </w:pPr>
+      <w:rPr>
+        <w:rFonts w:ascii="Wingdings" w:hAnsi="Wingdings" w:hint="default"/>
+        <w:sz w:val="20"/>
+      </w:rPr>
+    </w:lvl>
+    <w:lvl w:ilvl="8" w:tentative="1">
+      <w:start w:val="1"/>
+      <w:numFmt w:val="bullet"/>
+      <w:lvlText w:val=""/>
+      <w:lvlJc w:val="left"/>
+      <w:pPr>
+        <w:tabs>
+          <w:tab w:val="num" w:pos="6480"/>
+        </w:tabs>
+        <w:ind w:left="6480" w:hanging="360"/>
+      </w:pPr>
+      <w:rPr>
+        <w:rFonts w:ascii="Wingdings" w:hAnsi="Wingdings" w:hint="default"/>
+        <w:sz w:val="20"/>
+      </w:rPr>
+    </w:lvl>
+  </w:abstractNum>
+  <w:num w:numId="1" w16cid:durableId="591014814">
+    <w:abstractNumId w:val="0"/>
+  </w:num>
+  <w:num w:numId="2" w16cid:durableId="1524971922">
+    <w:abstractNumId w:val="11"/>
+  </w:num>
+  <w:num w:numId="3" w16cid:durableId="131942842">
+    <w:abstractNumId w:val="9"/>
+  </w:num>
+  <w:num w:numId="4" w16cid:durableId="1415784201">
+    <w:abstractNumId w:val="2"/>
+  </w:num>
+  <w:num w:numId="5" w16cid:durableId="1565725721">
+    <w:abstractNumId w:val="8"/>
+  </w:num>
+  <w:num w:numId="6" w16cid:durableId="714888701">
+    <w:abstractNumId w:val="5"/>
+  </w:num>
+  <w:num w:numId="7" w16cid:durableId="737556698">
+    <w:abstractNumId w:val="1"/>
+  </w:num>
+  <w:num w:numId="8" w16cid:durableId="1543638010">
+    <w:abstractNumId w:val="7"/>
+  </w:num>
+  <w:num w:numId="9" w16cid:durableId="578633193">
+    <w:abstractNumId w:val="6"/>
+  </w:num>
+  <w:num w:numId="10" w16cid:durableId="610280487">
+    <w:abstractNumId w:val="10"/>
+  </w:num>
+  <w:num w:numId="11" w16cid:durableId="2042440610">
+    <w:abstractNumId w:val="3"/>
+  </w:num>
+  <w:num w:numId="12" w16cid:durableId="1669016128">
+    <w:abstractNumId w:val="4"/>
+  </w:num>
+</w:numbering>
 </file>
 
 <file path=word/styles.xml><?xml version="1.0" encoding="utf-8"?>
